--- a/klagomål/A 26646-2026 FSC-klagomål.docx
+++ b/klagomål/A 26646-2026 FSC-klagomål.docx
@@ -723,7 +723,7 @@
     <w:r>
       <w:tab/>
       <w:tab/>
-      <w:t>2026-06-15</w:t>
+      <w:t>2026-06-16</w:t>
       <w:br/>
       <w:br/>
     </w:r>

--- a/klagomål/A 26646-2026 FSC-klagomål.docx
+++ b/klagomål/A 26646-2026 FSC-klagomål.docx
@@ -723,7 +723,7 @@
     <w:r>
       <w:tab/>
       <w:tab/>
-      <w:t>2026-06-16</w:t>
+      <w:t>2026-06-17</w:t>
       <w:br/>
       <w:br/>
     </w:r>

--- a/klagomål/A 26646-2026 FSC-klagomål.docx
+++ b/klagomål/A 26646-2026 FSC-klagomål.docx
@@ -1,6 +1,6 @@
 
 <file path=word/document.xml><?xml version="1.0" encoding="utf-8"?>
-<w:document xmlns:wpc="http://schemas.microsoft.com/office/word/2010/wordprocessingCanvas" xmlns:cx="http://schemas.microsoft.com/office/drawing/2014/chartex" xmlns:cx1="http://schemas.microsoft.com/office/drawing/2015/9/8/chartex" xmlns:cx2="http://schemas.microsoft.com/office/drawing/2015/10/21/chartex" xmlns:cx3="http://schemas.microsoft.com/office/drawing/2016/5/9/chartex" xmlns:cx4="http://schemas.microsoft.com/office/drawing/2016/5/10/chartex" xmlns:cx5="http://schemas.microsoft.com/office/drawing/2016/5/11/chartex" xmlns:cx6="http://schemas.microsoft.com/office/drawing/2016/5/12/chartex" xmlns:cx7="http://schemas.microsoft.com/office/drawing/2016/5/13/chartex" xmlns:cx8="http://schemas.microsoft.com/office/drawing/2016/5/14/chartex" xmlns:mc="http://schemas.openxmlformats.org/markup-compatibility/2006" xmlns:aink="http://schemas.microsoft.com/office/drawing/2016/ink" xmlns:am3d="http://schemas.microsoft.com/office/drawing/2017/model3d" xmlns:o="urn:schemas-microsoft-com:office:office" xmlns:oel="http://schemas.microsoft.com/office/2019/extlst" xmlns:r="http://schemas.openxmlformats.org/officeDocument/2006/relationships" xmlns:m="http://schemas.openxmlformats.org/officeDocument/2006/math" xmlns:v="urn:schemas-microsoft-com:vml" xmlns:wp14="http://schemas.microsoft.com/office/word/2010/wordprocessingDrawing" xmlns:wp="http://schemas.openxmlformats.org/drawingml/2006/wordprocessingDrawing" xmlns:w10="urn:schemas-microsoft-com:office:word" xmlns:w="http://schemas.openxmlformats.org/wordprocessingml/2006/main" xmlns:w14="http://schemas.microsoft.com/office/word/2010/wordml" xmlns:w15="http://schemas.microsoft.com/office/word/2012/wordml" xmlns:w16cex="http://schemas.microsoft.com/office/word/2018/wordml/cex" xmlns:w16cid="http://schemas.microsoft.com/office/word/2016/wordml/cid" xmlns:w16="http://schemas.microsoft.com/office/word/2018/wordml" xmlns:w16sdtdh="http://schemas.microsoft.com/office/word/2020/wordml/sdtdatahash" xmlns:w16se="http://schemas.microsoft.com/office/word/2015/wordml/symex" xmlns:wpg="http://schemas.microsoft.com/office/word/2010/wordprocessingGroup" xmlns:wpi="http://schemas.microsoft.com/office/word/2010/wordprocessingInk" xmlns:wne="http://schemas.microsoft.com/office/word/2006/wordml" xmlns:wps="http://schemas.microsoft.com/office/word/2010/wordprocessingShape" mc:Ignorable="w14 w15 w16se w16cid w16 w16cex w16sdtdh wp14">
+<w:document xmlns:wpc="http://schemas.microsoft.com/office/word/2010/wordprocessingCanvas" xmlns:cx="http://schemas.microsoft.com/office/drawing/2014/chartex" xmlns:cx1="http://schemas.microsoft.com/office/drawing/2015/9/8/chartex" xmlns:cx2="http://schemas.microsoft.com/office/drawing/2015/10/21/chartex" xmlns:cx3="http://schemas.microsoft.com/office/drawing/2016/5/9/chartex" xmlns:cx4="http://schemas.microsoft.com/office/drawing/2016/5/10/chartex" xmlns:cx5="http://schemas.microsoft.com/office/drawing/2016/5/11/chartex" xmlns:cx6="http://schemas.microsoft.com/office/drawing/2016/5/12/chartex" xmlns:cx7="http://schemas.microsoft.com/office/drawing/2016/5/13/chartex" xmlns:cx8="http://schemas.microsoft.com/office/drawing/2016/5/14/chartex" xmlns:mc="http://schemas.openxmlformats.org/markup-compatibility/2006" xmlns:aink="http://schemas.microsoft.com/office/drawing/2016/ink" xmlns:am3d="http://schemas.microsoft.com/office/drawing/2017/model3d" xmlns:o="urn:schemas-microsoft-com:office:office" xmlns:oel="http://schemas.microsoft.com/office/2019/extlst" xmlns:r="http://schemas.openxmlformats.org/officeDocument/2006/relationships" xmlns:m="http://schemas.openxmlformats.org/officeDocument/2006/math" xmlns:v="urn:schemas-microsoft-com:vml" xmlns:wp14="http://schemas.microsoft.com/office/word/2010/wordprocessingDrawing" xmlns:wp="http://schemas.openxmlformats.org/drawingml/2006/wordprocessingDrawing" xmlns:w10="urn:schemas-microsoft-com:office:word" xmlns:w="http://schemas.openxmlformats.org/wordprocessingml/2006/main" xmlns:w14="http://schemas.microsoft.com/office/word/2010/wordml" xmlns:w15="http://schemas.microsoft.com/office/word/2012/wordml" xmlns:w16cex="http://schemas.microsoft.com/office/word/2018/wordml/cex" xmlns:w16cid="http://schemas.microsoft.com/office/word/2016/wordml/cid" xmlns:w16="http://schemas.microsoft.com/office/word/2018/wordml" xmlns:w16du="http://schemas.microsoft.com/office/word/2023/wordml/word16du" xmlns:w16sdtdh="http://schemas.microsoft.com/office/word/2020/wordml/sdtdatahash" xmlns:w16sdtfl="http://schemas.microsoft.com/office/word/2024/wordml/sdtformatlock" xmlns:w16se="http://schemas.microsoft.com/office/word/2015/wordml/symex" xmlns:wpg="http://schemas.microsoft.com/office/word/2010/wordprocessingGroup" xmlns:wpi="http://schemas.microsoft.com/office/word/2010/wordprocessingInk" xmlns:wne="http://schemas.microsoft.com/office/word/2006/wordml" xmlns:wps="http://schemas.microsoft.com/office/word/2010/wordprocessingShape" mc:Ignorable="w14 w15 w16se w16cid w16 w16cex w16sdtdh w16sdtfl w16du wp14">
   <w:body>
     <w:p>
       <w:r>
@@ -168,7 +168,7 @@
     </w:p>
     <w:p>
       <w:r>
-        <w:t>Detta dokument behandlar höga naturvärden i avverkningsanmälan A 26646-2026 i Skellefteå kommun. Denna avverkningsanmälan inkom 2026-06-11 09:15:36 och omfattar 5,7 ha.</w:t>
+        <w:t>Detta dokument behandlar höga naturvärden i avverkningsanmälan A 26646-2026 i Skellefteå kommun som inkom 2026-06-11 och omfattar 5,7 ha.</w:t>
       </w:r>
     </w:p>
     <w:p>
@@ -191,12 +191,15 @@
     </w:p>
     <w:p>
       <w:r>
-        <w:t>I avverkningsanmälan har följande 2 naturvårdsarter hittats: garnlav (NT) och orre (§4). Av dessa är 1 rödlistade. För rödlistade arter har rödlistekategorin angivits inom parentes. För fridlysta arter anges även paragrafen i Artskyddsförordningen som arten är fridlyst enligt.</w:t>
+        <w:t>I avverkningsanmälan har följande 2 naturvårdsarter hittats: garnlav (VU, T) och orre (§4). Av dessa är 1 rödlistade. För rödlistade arter har rödlistekategorin angivits inom parentes. Typiska arter inom Natura 2000 som är kopplade till skogsekosystem har markerats med (T). För fridlysta arter anges även paragrafen i Artskyddsförordningen som arten är fridlyst enligt.</w:t>
       </w:r>
     </w:p>
     <w:p>
       <w:r>
-        <w:t>De påträffade naturvårdsarterna är ett tydligt kvitto på att detta rör sig om en skog med höga naturvärden. I Figur 1 visas en karta över det avverkningsanmälda området, där samtliga fyndplatser för naturvårdsarter som finns registrerade på Artportalen har markerats.</w:t>
+        <w:t>De påträffade naturvårdsarterna är ett tydligt kvitto på att det rör sig om en skog med höga naturvärden.</w:t>
+      </w:r>
+      <w:r>
+        <w:t xml:space="preserve"> I Figur 1 visas fyndplatser för naturvårdsarter i området, som finns registrerade på Artportalen.</w:t>
       </w:r>
     </w:p>
     <w:p>
@@ -206,7 +209,7 @@
       <w:r>
         <w:drawing>
           <wp:inline xmlns:a="http://schemas.openxmlformats.org/drawingml/2006/main" xmlns:pic="http://schemas.openxmlformats.org/drawingml/2006/picture">
-            <wp:extent cx="5486400" cy="7354257"/>
+            <wp:extent cx="4351027" cy="5688000"/>
             <wp:docPr id="1" name="Picture 1"/>
             <wp:cNvGraphicFramePr>
               <a:graphicFrameLocks noChangeAspect="1"/>
@@ -227,7 +230,7 @@
                   <pic:spPr>
                     <a:xfrm>
                       <a:off x="0" y="0"/>
-                      <a:ext cx="5486400" cy="7354257"/>
+                      <a:ext cx="4351027" cy="5688000"/>
                     </a:xfrm>
                     <a:prstGeom prst="rect"/>
                   </pic:spPr>
@@ -241,9 +244,45 @@
     <w:p>
       <w:pPr>
         <w:pStyle w:val="Caption"/>
+        <w:spacing w:after="240"/>
       </w:pPr>
       <w:r>
-        <w:t>Figur 1. Fyndplatser för naturvårdsarter i det avverkningsanmälda området (röd linje). Markörer utan svart kant är placerade på fyndplatsen. Markörer med svart kant är placerade vid sidan av fyndplatsen och har ett svart streck som visar fyndplatsens exakta position. Kartans mittpunktskoordinat är N 7217061, E 786205 i SWEREF 99 TM.</w:t>
+        <w:t>Figur 1. Fyndplatser för naturvårdsarter i avverkningsanmälan (röd linje). Markörer utan svart kant är placerade på fyndplatsen. Markörer med svart kant är placerade vid sidan av fyndplatsen och har ett svart streck som visar fyndplatsens exakta position. Kartans mittpunktskoordinat är N 7217061, E 786205 i SWEREF 99 TM.</w:t>
+      </w:r>
+    </w:p>
+    <w:p>
+      <w:pPr>
+        <w:pStyle w:val="Heading2"/>
+      </w:pPr>
+      <w:r>
+        <w:t>Fridlysta arter</w:t>
+      </w:r>
+    </w:p>
+    <w:p>
+      <w:r>
+        <w:t>Följande fridlysta arter har sina livsmiljöer och växtplatser i den avverkningsanmälda skogen: orre (§4).</w:t>
+      </w:r>
+    </w:p>
+    <w:p>
+      <w:r>
+        <w:t xml:space="preserve">Observera att medlemsländerna är skyldiga att agera i enlighet med EU:s fågeldirektiv där det uttryckligen står att direktivet gäller för fåglar samt för deras ägg, bon och </w:t>
+      </w:r>
+      <w:r>
+        <w:rPr>
+          <w:b/>
+        </w:rPr>
+        <w:t xml:space="preserve">livsmiljöer </w:t>
+      </w:r>
+      <w:r>
+        <w:t>(artikel 1). Vidare att de åtgärder som vidtas inte får leda till en försämring av den nuvarande situationen beträffande bevarandet av de fågelarter som avses i artikel 1 (artikel 13). Fågeldirektivet är styrande för tillsynsansvariga myndigheters ärendehantering, ställningstaganden och beslutsfattande.</w:t>
+      </w:r>
+    </w:p>
+    <w:p>
+      <w:pPr>
+        <w:pStyle w:val="Heading2"/>
+      </w:pPr>
+      <w:r>
+        <w:t>Övriga naturvårdsarter</w:t>
       </w:r>
     </w:p>
     <w:p>
@@ -273,33 +312,6 @@
       </w:r>
       <w:r>
         <w:t xml:space="preserve"> (SLU Artdatabanken, 2026).</w:t>
-      </w:r>
-    </w:p>
-    <w:p>
-      <w:pPr>
-        <w:pStyle w:val="Heading1"/>
-      </w:pPr>
-      <w:r>
-        <w:t>Fridlysta arter</w:t>
-      </w:r>
-    </w:p>
-    <w:p>
-      <w:r>
-        <w:t>Följande fridlysta arter har sina livsmiljöer och växtplatser i den avverkningsanmälda skogen: orre (§4).</w:t>
-      </w:r>
-    </w:p>
-    <w:p>
-      <w:r>
-        <w:t xml:space="preserve">Observera att medlemsländerna är skyldiga att agera i enlighet med EU:s fågeldirektiv där det uttryckligen står att direktivet gäller för fåglar samt för deras ägg, bon och </w:t>
-      </w:r>
-      <w:r>
-        <w:rPr>
-          <w:b/>
-        </w:rPr>
-        <w:t xml:space="preserve">livsmiljöer </w:t>
-      </w:r>
-      <w:r>
-        <w:t>(artikel 1). Vidare att de åtgärder som vidtas inte får leda till en försämring av den nuvarande situationen beträffande bevarandet av de fågelarter som avses i artikel 1 (artikel 13). Fågeldirektivet är styrande för tillsynsansvariga myndigheters ärendehantering, ställningstaganden och beslutsfattande.</w:t>
       </w:r>
     </w:p>
     <w:p>
@@ -613,7 +625,7 @@
 </file>
 
 <file path=word/endnotes.xml><?xml version="1.0" encoding="utf-8"?>
-<w:endnotes xmlns:wpc="http://schemas.microsoft.com/office/word/2010/wordprocessingCanvas" xmlns:cx="http://schemas.microsoft.com/office/drawing/2014/chartex" xmlns:cx1="http://schemas.microsoft.com/office/drawing/2015/9/8/chartex" xmlns:cx2="http://schemas.microsoft.com/office/drawing/2015/10/21/chartex" xmlns:cx3="http://schemas.microsoft.com/office/drawing/2016/5/9/chartex" xmlns:cx4="http://schemas.microsoft.com/office/drawing/2016/5/10/chartex" xmlns:cx5="http://schemas.microsoft.com/office/drawing/2016/5/11/chartex" xmlns:cx6="http://schemas.microsoft.com/office/drawing/2016/5/12/chartex" xmlns:cx7="http://schemas.microsoft.com/office/drawing/2016/5/13/chartex" xmlns:cx8="http://schemas.microsoft.com/office/drawing/2016/5/14/chartex" xmlns:mc="http://schemas.openxmlformats.org/markup-compatibility/2006" xmlns:aink="http://schemas.microsoft.com/office/drawing/2016/ink" xmlns:am3d="http://schemas.microsoft.com/office/drawing/2017/model3d" xmlns:o="urn:schemas-microsoft-com:office:office" xmlns:oel="http://schemas.microsoft.com/office/2019/extlst" xmlns:r="http://schemas.openxmlformats.org/officeDocument/2006/relationships" xmlns:m="http://schemas.openxmlformats.org/officeDocument/2006/math" xmlns:v="urn:schemas-microsoft-com:vml" xmlns:wp14="http://schemas.microsoft.com/office/word/2010/wordprocessingDrawing" xmlns:wp="http://schemas.openxmlformats.org/drawingml/2006/wordprocessingDrawing" xmlns:w10="urn:schemas-microsoft-com:office:word" xmlns:w="http://schemas.openxmlformats.org/wordprocessingml/2006/main" xmlns:w14="http://schemas.microsoft.com/office/word/2010/wordml" xmlns:w15="http://schemas.microsoft.com/office/word/2012/wordml" xmlns:w16cex="http://schemas.microsoft.com/office/word/2018/wordml/cex" xmlns:w16cid="http://schemas.microsoft.com/office/word/2016/wordml/cid" xmlns:w16="http://schemas.microsoft.com/office/word/2018/wordml" xmlns:w16sdtdh="http://schemas.microsoft.com/office/word/2020/wordml/sdtdatahash" xmlns:w16se="http://schemas.microsoft.com/office/word/2015/wordml/symex" xmlns:wpg="http://schemas.microsoft.com/office/word/2010/wordprocessingGroup" xmlns:wpi="http://schemas.microsoft.com/office/word/2010/wordprocessingInk" xmlns:wne="http://schemas.microsoft.com/office/word/2006/wordml" xmlns:wps="http://schemas.microsoft.com/office/word/2010/wordprocessingShape" mc:Ignorable="w14 w15 w16se w16cid w16 w16cex w16sdtdh wp14">
+<w:endnotes xmlns:wpc="http://schemas.microsoft.com/office/word/2010/wordprocessingCanvas" xmlns:cx="http://schemas.microsoft.com/office/drawing/2014/chartex" xmlns:cx1="http://schemas.microsoft.com/office/drawing/2015/9/8/chartex" xmlns:cx2="http://schemas.microsoft.com/office/drawing/2015/10/21/chartex" xmlns:cx3="http://schemas.microsoft.com/office/drawing/2016/5/9/chartex" xmlns:cx4="http://schemas.microsoft.com/office/drawing/2016/5/10/chartex" xmlns:cx5="http://schemas.microsoft.com/office/drawing/2016/5/11/chartex" xmlns:cx6="http://schemas.microsoft.com/office/drawing/2016/5/12/chartex" xmlns:cx7="http://schemas.microsoft.com/office/drawing/2016/5/13/chartex" xmlns:cx8="http://schemas.microsoft.com/office/drawing/2016/5/14/chartex" xmlns:mc="http://schemas.openxmlformats.org/markup-compatibility/2006" xmlns:aink="http://schemas.microsoft.com/office/drawing/2016/ink" xmlns:am3d="http://schemas.microsoft.com/office/drawing/2017/model3d" xmlns:o="urn:schemas-microsoft-com:office:office" xmlns:oel="http://schemas.microsoft.com/office/2019/extlst" xmlns:r="http://schemas.openxmlformats.org/officeDocument/2006/relationships" xmlns:m="http://schemas.openxmlformats.org/officeDocument/2006/math" xmlns:v="urn:schemas-microsoft-com:vml" xmlns:wp14="http://schemas.microsoft.com/office/word/2010/wordprocessingDrawing" xmlns:wp="http://schemas.openxmlformats.org/drawingml/2006/wordprocessingDrawing" xmlns:w10="urn:schemas-microsoft-com:office:word" xmlns:w="http://schemas.openxmlformats.org/wordprocessingml/2006/main" xmlns:w14="http://schemas.microsoft.com/office/word/2010/wordml" xmlns:w15="http://schemas.microsoft.com/office/word/2012/wordml" xmlns:w16cex="http://schemas.microsoft.com/office/word/2018/wordml/cex" xmlns:w16cid="http://schemas.microsoft.com/office/word/2016/wordml/cid" xmlns:w16="http://schemas.microsoft.com/office/word/2018/wordml" xmlns:w16du="http://schemas.microsoft.com/office/word/2023/wordml/word16du" xmlns:w16sdtdh="http://schemas.microsoft.com/office/word/2020/wordml/sdtdatahash" xmlns:w16sdtfl="http://schemas.microsoft.com/office/word/2024/wordml/sdtformatlock" xmlns:w16se="http://schemas.microsoft.com/office/word/2015/wordml/symex" xmlns:wpg="http://schemas.microsoft.com/office/word/2010/wordprocessingGroup" xmlns:wpi="http://schemas.microsoft.com/office/word/2010/wordprocessingInk" xmlns:wne="http://schemas.microsoft.com/office/word/2006/wordml" xmlns:wps="http://schemas.microsoft.com/office/word/2010/wordprocessingShape" mc:Ignorable="w14 w15 w16se w16cid w16 w16cex w16sdtdh w16sdtfl w16du wp14">
   <w:endnote w:type="separator" w:id="-1">
     <w:p>
       <w:pPr>
@@ -638,7 +650,7 @@
 </file>
 
 <file path=word/footer1.xml><?xml version="1.0" encoding="utf-8"?>
-<w:ftr xmlns:wpc="http://schemas.microsoft.com/office/word/2010/wordprocessingCanvas" xmlns:cx="http://schemas.microsoft.com/office/drawing/2014/chartex" xmlns:cx1="http://schemas.microsoft.com/office/drawing/2015/9/8/chartex" xmlns:cx2="http://schemas.microsoft.com/office/drawing/2015/10/21/chartex" xmlns:cx3="http://schemas.microsoft.com/office/drawing/2016/5/9/chartex" xmlns:cx4="http://schemas.microsoft.com/office/drawing/2016/5/10/chartex" xmlns:cx5="http://schemas.microsoft.com/office/drawing/2016/5/11/chartex" xmlns:cx6="http://schemas.microsoft.com/office/drawing/2016/5/12/chartex" xmlns:cx7="http://schemas.microsoft.com/office/drawing/2016/5/13/chartex" xmlns:cx8="http://schemas.microsoft.com/office/drawing/2016/5/14/chartex" xmlns:mc="http://schemas.openxmlformats.org/markup-compatibility/2006" xmlns:aink="http://schemas.microsoft.com/office/drawing/2016/ink" xmlns:am3d="http://schemas.microsoft.com/office/drawing/2017/model3d" xmlns:o="urn:schemas-microsoft-com:office:office" xmlns:oel="http://schemas.microsoft.com/office/2019/extlst" xmlns:r="http://schemas.openxmlformats.org/officeDocument/2006/relationships" xmlns:m="http://schemas.openxmlformats.org/officeDocument/2006/math" xmlns:v="urn:schemas-microsoft-com:vml" xmlns:wp14="http://schemas.microsoft.com/office/word/2010/wordprocessingDrawing" xmlns:wp="http://schemas.openxmlformats.org/drawingml/2006/wordprocessingDrawing" xmlns:w10="urn:schemas-microsoft-com:office:word" xmlns:w="http://schemas.openxmlformats.org/wordprocessingml/2006/main" xmlns:w14="http://schemas.microsoft.com/office/word/2010/wordml" xmlns:w15="http://schemas.microsoft.com/office/word/2012/wordml" xmlns:w16cex="http://schemas.microsoft.com/office/word/2018/wordml/cex" xmlns:w16cid="http://schemas.microsoft.com/office/word/2016/wordml/cid" xmlns:w16="http://schemas.microsoft.com/office/word/2018/wordml" xmlns:w16sdtdh="http://schemas.microsoft.com/office/word/2020/wordml/sdtdatahash" xmlns:w16se="http://schemas.microsoft.com/office/word/2015/wordml/symex" xmlns:wpg="http://schemas.microsoft.com/office/word/2010/wordprocessingGroup" xmlns:wpi="http://schemas.microsoft.com/office/word/2010/wordprocessingInk" xmlns:wne="http://schemas.microsoft.com/office/word/2006/wordml" xmlns:wps="http://schemas.microsoft.com/office/word/2010/wordprocessingShape" mc:Ignorable="w14 w15 w16se w16cid w16 w16cex w16sdtdh wp14">
+<w:ftr xmlns:wpc="http://schemas.microsoft.com/office/word/2010/wordprocessingCanvas" xmlns:cx="http://schemas.microsoft.com/office/drawing/2014/chartex" xmlns:cx1="http://schemas.microsoft.com/office/drawing/2015/9/8/chartex" xmlns:cx2="http://schemas.microsoft.com/office/drawing/2015/10/21/chartex" xmlns:cx3="http://schemas.microsoft.com/office/drawing/2016/5/9/chartex" xmlns:cx4="http://schemas.microsoft.com/office/drawing/2016/5/10/chartex" xmlns:cx5="http://schemas.microsoft.com/office/drawing/2016/5/11/chartex" xmlns:cx6="http://schemas.microsoft.com/office/drawing/2016/5/12/chartex" xmlns:cx7="http://schemas.microsoft.com/office/drawing/2016/5/13/chartex" xmlns:cx8="http://schemas.microsoft.com/office/drawing/2016/5/14/chartex" xmlns:mc="http://schemas.openxmlformats.org/markup-compatibility/2006" xmlns:aink="http://schemas.microsoft.com/office/drawing/2016/ink" xmlns:am3d="http://schemas.microsoft.com/office/drawing/2017/model3d" xmlns:o="urn:schemas-microsoft-com:office:office" xmlns:oel="http://schemas.microsoft.com/office/2019/extlst" xmlns:r="http://schemas.openxmlformats.org/officeDocument/2006/relationships" xmlns:m="http://schemas.openxmlformats.org/officeDocument/2006/math" xmlns:v="urn:schemas-microsoft-com:vml" xmlns:wp14="http://schemas.microsoft.com/office/word/2010/wordprocessingDrawing" xmlns:wp="http://schemas.openxmlformats.org/drawingml/2006/wordprocessingDrawing" xmlns:w10="urn:schemas-microsoft-com:office:word" xmlns:w="http://schemas.openxmlformats.org/wordprocessingml/2006/main" xmlns:w14="http://schemas.microsoft.com/office/word/2010/wordml" xmlns:w15="http://schemas.microsoft.com/office/word/2012/wordml" xmlns:w16cex="http://schemas.microsoft.com/office/word/2018/wordml/cex" xmlns:w16cid="http://schemas.microsoft.com/office/word/2016/wordml/cid" xmlns:w16="http://schemas.microsoft.com/office/word/2018/wordml" xmlns:w16du="http://schemas.microsoft.com/office/word/2023/wordml/word16du" xmlns:w16sdtdh="http://schemas.microsoft.com/office/word/2020/wordml/sdtdatahash" xmlns:w16sdtfl="http://schemas.microsoft.com/office/word/2024/wordml/sdtformatlock" xmlns:w16se="http://schemas.microsoft.com/office/word/2015/wordml/symex" xmlns:wpg="http://schemas.microsoft.com/office/word/2010/wordprocessingGroup" xmlns:wpi="http://schemas.microsoft.com/office/word/2010/wordprocessingInk" xmlns:wne="http://schemas.microsoft.com/office/word/2006/wordml" xmlns:wps="http://schemas.microsoft.com/office/word/2010/wordprocessingShape" mc:Ignorable="w14 w15 w16se w16cid w16 w16cex w16sdtdh w16sdtfl w16du wp14">
   <w:p>
     <w:pPr>
       <w:pStyle w:val="Footer"/>
@@ -648,7 +660,7 @@
 </file>
 
 <file path=word/footer2.xml><?xml version="1.0" encoding="utf-8"?>
-<w:ftr xmlns:wpc="http://schemas.microsoft.com/office/word/2010/wordprocessingCanvas" xmlns:cx="http://schemas.microsoft.com/office/drawing/2014/chartex" xmlns:cx1="http://schemas.microsoft.com/office/drawing/2015/9/8/chartex" xmlns:cx2="http://schemas.microsoft.com/office/drawing/2015/10/21/chartex" xmlns:cx3="http://schemas.microsoft.com/office/drawing/2016/5/9/chartex" xmlns:cx4="http://schemas.microsoft.com/office/drawing/2016/5/10/chartex" xmlns:cx5="http://schemas.microsoft.com/office/drawing/2016/5/11/chartex" xmlns:cx6="http://schemas.microsoft.com/office/drawing/2016/5/12/chartex" xmlns:cx7="http://schemas.microsoft.com/office/drawing/2016/5/13/chartex" xmlns:cx8="http://schemas.microsoft.com/office/drawing/2016/5/14/chartex" xmlns:mc="http://schemas.openxmlformats.org/markup-compatibility/2006" xmlns:aink="http://schemas.microsoft.com/office/drawing/2016/ink" xmlns:am3d="http://schemas.microsoft.com/office/drawing/2017/model3d" xmlns:o="urn:schemas-microsoft-com:office:office" xmlns:oel="http://schemas.microsoft.com/office/2019/extlst" xmlns:r="http://schemas.openxmlformats.org/officeDocument/2006/relationships" xmlns:m="http://schemas.openxmlformats.org/officeDocument/2006/math" xmlns:v="urn:schemas-microsoft-com:vml" xmlns:wp14="http://schemas.microsoft.com/office/word/2010/wordprocessingDrawing" xmlns:wp="http://schemas.openxmlformats.org/drawingml/2006/wordprocessingDrawing" xmlns:w10="urn:schemas-microsoft-com:office:word" xmlns:w="http://schemas.openxmlformats.org/wordprocessingml/2006/main" xmlns:w14="http://schemas.microsoft.com/office/word/2010/wordml" xmlns:w15="http://schemas.microsoft.com/office/word/2012/wordml" xmlns:w16cex="http://schemas.microsoft.com/office/word/2018/wordml/cex" xmlns:w16cid="http://schemas.microsoft.com/office/word/2016/wordml/cid" xmlns:w16="http://schemas.microsoft.com/office/word/2018/wordml" xmlns:w16sdtdh="http://schemas.microsoft.com/office/word/2020/wordml/sdtdatahash" xmlns:w16se="http://schemas.microsoft.com/office/word/2015/wordml/symex" xmlns:wpg="http://schemas.microsoft.com/office/word/2010/wordprocessingGroup" xmlns:wpi="http://schemas.microsoft.com/office/word/2010/wordprocessingInk" xmlns:wne="http://schemas.microsoft.com/office/word/2006/wordml" xmlns:wps="http://schemas.microsoft.com/office/word/2010/wordprocessingShape" mc:Ignorable="w14 w15 w16se w16cid w16 w16cex w16sdtdh wp14">
+<w:ftr xmlns:wpc="http://schemas.microsoft.com/office/word/2010/wordprocessingCanvas" xmlns:cx="http://schemas.microsoft.com/office/drawing/2014/chartex" xmlns:cx1="http://schemas.microsoft.com/office/drawing/2015/9/8/chartex" xmlns:cx2="http://schemas.microsoft.com/office/drawing/2015/10/21/chartex" xmlns:cx3="http://schemas.microsoft.com/office/drawing/2016/5/9/chartex" xmlns:cx4="http://schemas.microsoft.com/office/drawing/2016/5/10/chartex" xmlns:cx5="http://schemas.microsoft.com/office/drawing/2016/5/11/chartex" xmlns:cx6="http://schemas.microsoft.com/office/drawing/2016/5/12/chartex" xmlns:cx7="http://schemas.microsoft.com/office/drawing/2016/5/13/chartex" xmlns:cx8="http://schemas.microsoft.com/office/drawing/2016/5/14/chartex" xmlns:mc="http://schemas.openxmlformats.org/markup-compatibility/2006" xmlns:aink="http://schemas.microsoft.com/office/drawing/2016/ink" xmlns:am3d="http://schemas.microsoft.com/office/drawing/2017/model3d" xmlns:o="urn:schemas-microsoft-com:office:office" xmlns:oel="http://schemas.microsoft.com/office/2019/extlst" xmlns:r="http://schemas.openxmlformats.org/officeDocument/2006/relationships" xmlns:m="http://schemas.openxmlformats.org/officeDocument/2006/math" xmlns:v="urn:schemas-microsoft-com:vml" xmlns:wp14="http://schemas.microsoft.com/office/word/2010/wordprocessingDrawing" xmlns:wp="http://schemas.openxmlformats.org/drawingml/2006/wordprocessingDrawing" xmlns:w10="urn:schemas-microsoft-com:office:word" xmlns:w="http://schemas.openxmlformats.org/wordprocessingml/2006/main" xmlns:w14="http://schemas.microsoft.com/office/word/2010/wordml" xmlns:w15="http://schemas.microsoft.com/office/word/2012/wordml" xmlns:w16cex="http://schemas.microsoft.com/office/word/2018/wordml/cex" xmlns:w16cid="http://schemas.microsoft.com/office/word/2016/wordml/cid" xmlns:w16="http://schemas.microsoft.com/office/word/2018/wordml" xmlns:w16du="http://schemas.microsoft.com/office/word/2023/wordml/word16du" xmlns:w16sdtdh="http://schemas.microsoft.com/office/word/2020/wordml/sdtdatahash" xmlns:w16sdtfl="http://schemas.microsoft.com/office/word/2024/wordml/sdtformatlock" xmlns:w16se="http://schemas.microsoft.com/office/word/2015/wordml/symex" xmlns:wpg="http://schemas.microsoft.com/office/word/2010/wordprocessingGroup" xmlns:wpi="http://schemas.microsoft.com/office/word/2010/wordprocessingInk" xmlns:wne="http://schemas.microsoft.com/office/word/2006/wordml" xmlns:wps="http://schemas.microsoft.com/office/word/2010/wordprocessingShape" mc:Ignorable="w14 w15 w16se w16cid w16 w16cex w16sdtdh w16sdtfl w16du wp14">
   <w:p>
     <w:pPr>
       <w:pStyle w:val="Footer"/>
@@ -658,7 +670,7 @@
 </file>
 
 <file path=word/footer3.xml><?xml version="1.0" encoding="utf-8"?>
-<w:ftr xmlns:wpc="http://schemas.microsoft.com/office/word/2010/wordprocessingCanvas" xmlns:cx="http://schemas.microsoft.com/office/drawing/2014/chartex" xmlns:cx1="http://schemas.microsoft.com/office/drawing/2015/9/8/chartex" xmlns:cx2="http://schemas.microsoft.com/office/drawing/2015/10/21/chartex" xmlns:cx3="http://schemas.microsoft.com/office/drawing/2016/5/9/chartex" xmlns:cx4="http://schemas.microsoft.com/office/drawing/2016/5/10/chartex" xmlns:cx5="http://schemas.microsoft.com/office/drawing/2016/5/11/chartex" xmlns:cx6="http://schemas.microsoft.com/office/drawing/2016/5/12/chartex" xmlns:cx7="http://schemas.microsoft.com/office/drawing/2016/5/13/chartex" xmlns:cx8="http://schemas.microsoft.com/office/drawing/2016/5/14/chartex" xmlns:mc="http://schemas.openxmlformats.org/markup-compatibility/2006" xmlns:aink="http://schemas.microsoft.com/office/drawing/2016/ink" xmlns:am3d="http://schemas.microsoft.com/office/drawing/2017/model3d" xmlns:o="urn:schemas-microsoft-com:office:office" xmlns:oel="http://schemas.microsoft.com/office/2019/extlst" xmlns:r="http://schemas.openxmlformats.org/officeDocument/2006/relationships" xmlns:m="http://schemas.openxmlformats.org/officeDocument/2006/math" xmlns:v="urn:schemas-microsoft-com:vml" xmlns:wp14="http://schemas.microsoft.com/office/word/2010/wordprocessingDrawing" xmlns:wp="http://schemas.openxmlformats.org/drawingml/2006/wordprocessingDrawing" xmlns:w10="urn:schemas-microsoft-com:office:word" xmlns:w="http://schemas.openxmlformats.org/wordprocessingml/2006/main" xmlns:w14="http://schemas.microsoft.com/office/word/2010/wordml" xmlns:w15="http://schemas.microsoft.com/office/word/2012/wordml" xmlns:w16cex="http://schemas.microsoft.com/office/word/2018/wordml/cex" xmlns:w16cid="http://schemas.microsoft.com/office/word/2016/wordml/cid" xmlns:w16="http://schemas.microsoft.com/office/word/2018/wordml" xmlns:w16sdtdh="http://schemas.microsoft.com/office/word/2020/wordml/sdtdatahash" xmlns:w16se="http://schemas.microsoft.com/office/word/2015/wordml/symex" xmlns:wpg="http://schemas.microsoft.com/office/word/2010/wordprocessingGroup" xmlns:wpi="http://schemas.microsoft.com/office/word/2010/wordprocessingInk" xmlns:wne="http://schemas.microsoft.com/office/word/2006/wordml" xmlns:wps="http://schemas.microsoft.com/office/word/2010/wordprocessingShape" mc:Ignorable="w14 w15 w16se w16cid w16 w16cex w16sdtdh wp14">
+<w:ftr xmlns:wpc="http://schemas.microsoft.com/office/word/2010/wordprocessingCanvas" xmlns:cx="http://schemas.microsoft.com/office/drawing/2014/chartex" xmlns:cx1="http://schemas.microsoft.com/office/drawing/2015/9/8/chartex" xmlns:cx2="http://schemas.microsoft.com/office/drawing/2015/10/21/chartex" xmlns:cx3="http://schemas.microsoft.com/office/drawing/2016/5/9/chartex" xmlns:cx4="http://schemas.microsoft.com/office/drawing/2016/5/10/chartex" xmlns:cx5="http://schemas.microsoft.com/office/drawing/2016/5/11/chartex" xmlns:cx6="http://schemas.microsoft.com/office/drawing/2016/5/12/chartex" xmlns:cx7="http://schemas.microsoft.com/office/drawing/2016/5/13/chartex" xmlns:cx8="http://schemas.microsoft.com/office/drawing/2016/5/14/chartex" xmlns:mc="http://schemas.openxmlformats.org/markup-compatibility/2006" xmlns:aink="http://schemas.microsoft.com/office/drawing/2016/ink" xmlns:am3d="http://schemas.microsoft.com/office/drawing/2017/model3d" xmlns:o="urn:schemas-microsoft-com:office:office" xmlns:oel="http://schemas.microsoft.com/office/2019/extlst" xmlns:r="http://schemas.openxmlformats.org/officeDocument/2006/relationships" xmlns:m="http://schemas.openxmlformats.org/officeDocument/2006/math" xmlns:v="urn:schemas-microsoft-com:vml" xmlns:wp14="http://schemas.microsoft.com/office/word/2010/wordprocessingDrawing" xmlns:wp="http://schemas.openxmlformats.org/drawingml/2006/wordprocessingDrawing" xmlns:w10="urn:schemas-microsoft-com:office:word" xmlns:w="http://schemas.openxmlformats.org/wordprocessingml/2006/main" xmlns:w14="http://schemas.microsoft.com/office/word/2010/wordml" xmlns:w15="http://schemas.microsoft.com/office/word/2012/wordml" xmlns:w16cex="http://schemas.microsoft.com/office/word/2018/wordml/cex" xmlns:w16cid="http://schemas.microsoft.com/office/word/2016/wordml/cid" xmlns:w16="http://schemas.microsoft.com/office/word/2018/wordml" xmlns:w16du="http://schemas.microsoft.com/office/word/2023/wordml/word16du" xmlns:w16sdtdh="http://schemas.microsoft.com/office/word/2020/wordml/sdtdatahash" xmlns:w16sdtfl="http://schemas.microsoft.com/office/word/2024/wordml/sdtformatlock" xmlns:w16se="http://schemas.microsoft.com/office/word/2015/wordml/symex" xmlns:wpg="http://schemas.microsoft.com/office/word/2010/wordprocessingGroup" xmlns:wpi="http://schemas.microsoft.com/office/word/2010/wordprocessingInk" xmlns:wne="http://schemas.microsoft.com/office/word/2006/wordml" xmlns:wps="http://schemas.microsoft.com/office/word/2010/wordprocessingShape" mc:Ignorable="w14 w15 w16se w16cid w16 w16cex w16sdtdh w16sdtfl w16du wp14">
   <w:p>
     <w:pPr>
       <w:pStyle w:val="Footer"/>
@@ -668,7 +680,7 @@
 </file>
 
 <file path=word/footnotes.xml><?xml version="1.0" encoding="utf-8"?>
-<w:footnotes xmlns:wpc="http://schemas.microsoft.com/office/word/2010/wordprocessingCanvas" xmlns:cx="http://schemas.microsoft.com/office/drawing/2014/chartex" xmlns:cx1="http://schemas.microsoft.com/office/drawing/2015/9/8/chartex" xmlns:cx2="http://schemas.microsoft.com/office/drawing/2015/10/21/chartex" xmlns:cx3="http://schemas.microsoft.com/office/drawing/2016/5/9/chartex" xmlns:cx4="http://schemas.microsoft.com/office/drawing/2016/5/10/chartex" xmlns:cx5="http://schemas.microsoft.com/office/drawing/2016/5/11/chartex" xmlns:cx6="http://schemas.microsoft.com/office/drawing/2016/5/12/chartex" xmlns:cx7="http://schemas.microsoft.com/office/drawing/2016/5/13/chartex" xmlns:cx8="http://schemas.microsoft.com/office/drawing/2016/5/14/chartex" xmlns:mc="http://schemas.openxmlformats.org/markup-compatibility/2006" xmlns:aink="http://schemas.microsoft.com/office/drawing/2016/ink" xmlns:am3d="http://schemas.microsoft.com/office/drawing/2017/model3d" xmlns:o="urn:schemas-microsoft-com:office:office" xmlns:oel="http://schemas.microsoft.com/office/2019/extlst" xmlns:r="http://schemas.openxmlformats.org/officeDocument/2006/relationships" xmlns:m="http://schemas.openxmlformats.org/officeDocument/2006/math" xmlns:v="urn:schemas-microsoft-com:vml" xmlns:wp14="http://schemas.microsoft.com/office/word/2010/wordprocessingDrawing" xmlns:wp="http://schemas.openxmlformats.org/drawingml/2006/wordprocessingDrawing" xmlns:w10="urn:schemas-microsoft-com:office:word" xmlns:w="http://schemas.openxmlformats.org/wordprocessingml/2006/main" xmlns:w14="http://schemas.microsoft.com/office/word/2010/wordml" xmlns:w15="http://schemas.microsoft.com/office/word/2012/wordml" xmlns:w16cex="http://schemas.microsoft.com/office/word/2018/wordml/cex" xmlns:w16cid="http://schemas.microsoft.com/office/word/2016/wordml/cid" xmlns:w16="http://schemas.microsoft.com/office/word/2018/wordml" xmlns:w16sdtdh="http://schemas.microsoft.com/office/word/2020/wordml/sdtdatahash" xmlns:w16se="http://schemas.microsoft.com/office/word/2015/wordml/symex" xmlns:wpg="http://schemas.microsoft.com/office/word/2010/wordprocessingGroup" xmlns:wpi="http://schemas.microsoft.com/office/word/2010/wordprocessingInk" xmlns:wne="http://schemas.microsoft.com/office/word/2006/wordml" xmlns:wps="http://schemas.microsoft.com/office/word/2010/wordprocessingShape" mc:Ignorable="w14 w15 w16se w16cid w16 w16cex w16sdtdh wp14">
+<w:footnotes xmlns:wpc="http://schemas.microsoft.com/office/word/2010/wordprocessingCanvas" xmlns:cx="http://schemas.microsoft.com/office/drawing/2014/chartex" xmlns:cx1="http://schemas.microsoft.com/office/drawing/2015/9/8/chartex" xmlns:cx2="http://schemas.microsoft.com/office/drawing/2015/10/21/chartex" xmlns:cx3="http://schemas.microsoft.com/office/drawing/2016/5/9/chartex" xmlns:cx4="http://schemas.microsoft.com/office/drawing/2016/5/10/chartex" xmlns:cx5="http://schemas.microsoft.com/office/drawing/2016/5/11/chartex" xmlns:cx6="http://schemas.microsoft.com/office/drawing/2016/5/12/chartex" xmlns:cx7="http://schemas.microsoft.com/office/drawing/2016/5/13/chartex" xmlns:cx8="http://schemas.microsoft.com/office/drawing/2016/5/14/chartex" xmlns:mc="http://schemas.openxmlformats.org/markup-compatibility/2006" xmlns:aink="http://schemas.microsoft.com/office/drawing/2016/ink" xmlns:am3d="http://schemas.microsoft.com/office/drawing/2017/model3d" xmlns:o="urn:schemas-microsoft-com:office:office" xmlns:oel="http://schemas.microsoft.com/office/2019/extlst" xmlns:r="http://schemas.openxmlformats.org/officeDocument/2006/relationships" xmlns:m="http://schemas.openxmlformats.org/officeDocument/2006/math" xmlns:v="urn:schemas-microsoft-com:vml" xmlns:wp14="http://schemas.microsoft.com/office/word/2010/wordprocessingDrawing" xmlns:wp="http://schemas.openxmlformats.org/drawingml/2006/wordprocessingDrawing" xmlns:w10="urn:schemas-microsoft-com:office:word" xmlns:w="http://schemas.openxmlformats.org/wordprocessingml/2006/main" xmlns:w14="http://schemas.microsoft.com/office/word/2010/wordml" xmlns:w15="http://schemas.microsoft.com/office/word/2012/wordml" xmlns:w16cex="http://schemas.microsoft.com/office/word/2018/wordml/cex" xmlns:w16cid="http://schemas.microsoft.com/office/word/2016/wordml/cid" xmlns:w16="http://schemas.microsoft.com/office/word/2018/wordml" xmlns:w16du="http://schemas.microsoft.com/office/word/2023/wordml/word16du" xmlns:w16sdtdh="http://schemas.microsoft.com/office/word/2020/wordml/sdtdatahash" xmlns:w16sdtfl="http://schemas.microsoft.com/office/word/2024/wordml/sdtformatlock" xmlns:w16se="http://schemas.microsoft.com/office/word/2015/wordml/symex" xmlns:wpg="http://schemas.microsoft.com/office/word/2010/wordprocessingGroup" xmlns:wpi="http://schemas.microsoft.com/office/word/2010/wordprocessingInk" xmlns:wne="http://schemas.microsoft.com/office/word/2006/wordml" xmlns:wps="http://schemas.microsoft.com/office/word/2010/wordprocessingShape" mc:Ignorable="w14 w15 w16se w16cid w16 w16cex w16sdtdh w16sdtfl w16du wp14">
   <w:footnote w:type="separator" w:id="-1">
     <w:p>
       <w:pPr>
@@ -693,7 +705,7 @@
 </file>
 
 <file path=word/header1.xml><?xml version="1.0" encoding="utf-8"?>
-<w:hdr xmlns:wpc="http://schemas.microsoft.com/office/word/2010/wordprocessingCanvas" xmlns:cx="http://schemas.microsoft.com/office/drawing/2014/chartex" xmlns:cx1="http://schemas.microsoft.com/office/drawing/2015/9/8/chartex" xmlns:cx2="http://schemas.microsoft.com/office/drawing/2015/10/21/chartex" xmlns:cx3="http://schemas.microsoft.com/office/drawing/2016/5/9/chartex" xmlns:cx4="http://schemas.microsoft.com/office/drawing/2016/5/10/chartex" xmlns:cx5="http://schemas.microsoft.com/office/drawing/2016/5/11/chartex" xmlns:cx6="http://schemas.microsoft.com/office/drawing/2016/5/12/chartex" xmlns:cx7="http://schemas.microsoft.com/office/drawing/2016/5/13/chartex" xmlns:cx8="http://schemas.microsoft.com/office/drawing/2016/5/14/chartex" xmlns:mc="http://schemas.openxmlformats.org/markup-compatibility/2006" xmlns:aink="http://schemas.microsoft.com/office/drawing/2016/ink" xmlns:am3d="http://schemas.microsoft.com/office/drawing/2017/model3d" xmlns:o="urn:schemas-microsoft-com:office:office" xmlns:oel="http://schemas.microsoft.com/office/2019/extlst" xmlns:r="http://schemas.openxmlformats.org/officeDocument/2006/relationships" xmlns:m="http://schemas.openxmlformats.org/officeDocument/2006/math" xmlns:v="urn:schemas-microsoft-com:vml" xmlns:wp14="http://schemas.microsoft.com/office/word/2010/wordprocessingDrawing" xmlns:wp="http://schemas.openxmlformats.org/drawingml/2006/wordprocessingDrawing" xmlns:w10="urn:schemas-microsoft-com:office:word" xmlns:w="http://schemas.openxmlformats.org/wordprocessingml/2006/main" xmlns:w14="http://schemas.microsoft.com/office/word/2010/wordml" xmlns:w15="http://schemas.microsoft.com/office/word/2012/wordml" xmlns:w16cex="http://schemas.microsoft.com/office/word/2018/wordml/cex" xmlns:w16cid="http://schemas.microsoft.com/office/word/2016/wordml/cid" xmlns:w16="http://schemas.microsoft.com/office/word/2018/wordml" xmlns:w16sdtdh="http://schemas.microsoft.com/office/word/2020/wordml/sdtdatahash" xmlns:w16se="http://schemas.microsoft.com/office/word/2015/wordml/symex" xmlns:wpg="http://schemas.microsoft.com/office/word/2010/wordprocessingGroup" xmlns:wpi="http://schemas.microsoft.com/office/word/2010/wordprocessingInk" xmlns:wne="http://schemas.microsoft.com/office/word/2006/wordml" xmlns:wps="http://schemas.microsoft.com/office/word/2010/wordprocessingShape" mc:Ignorable="w14 w15 w16se w16cid w16 w16cex w16sdtdh wp14">
+<w:hdr xmlns:wpc="http://schemas.microsoft.com/office/word/2010/wordprocessingCanvas" xmlns:cx="http://schemas.microsoft.com/office/drawing/2014/chartex" xmlns:cx1="http://schemas.microsoft.com/office/drawing/2015/9/8/chartex" xmlns:cx2="http://schemas.microsoft.com/office/drawing/2015/10/21/chartex" xmlns:cx3="http://schemas.microsoft.com/office/drawing/2016/5/9/chartex" xmlns:cx4="http://schemas.microsoft.com/office/drawing/2016/5/10/chartex" xmlns:cx5="http://schemas.microsoft.com/office/drawing/2016/5/11/chartex" xmlns:cx6="http://schemas.microsoft.com/office/drawing/2016/5/12/chartex" xmlns:cx7="http://schemas.microsoft.com/office/drawing/2016/5/13/chartex" xmlns:cx8="http://schemas.microsoft.com/office/drawing/2016/5/14/chartex" xmlns:mc="http://schemas.openxmlformats.org/markup-compatibility/2006" xmlns:aink="http://schemas.microsoft.com/office/drawing/2016/ink" xmlns:am3d="http://schemas.microsoft.com/office/drawing/2017/model3d" xmlns:o="urn:schemas-microsoft-com:office:office" xmlns:oel="http://schemas.microsoft.com/office/2019/extlst" xmlns:r="http://schemas.openxmlformats.org/officeDocument/2006/relationships" xmlns:m="http://schemas.openxmlformats.org/officeDocument/2006/math" xmlns:v="urn:schemas-microsoft-com:vml" xmlns:wp14="http://schemas.microsoft.com/office/word/2010/wordprocessingDrawing" xmlns:wp="http://schemas.openxmlformats.org/drawingml/2006/wordprocessingDrawing" xmlns:w10="urn:schemas-microsoft-com:office:word" xmlns:w="http://schemas.openxmlformats.org/wordprocessingml/2006/main" xmlns:w14="http://schemas.microsoft.com/office/word/2010/wordml" xmlns:w15="http://schemas.microsoft.com/office/word/2012/wordml" xmlns:w16cex="http://schemas.microsoft.com/office/word/2018/wordml/cex" xmlns:w16cid="http://schemas.microsoft.com/office/word/2016/wordml/cid" xmlns:w16="http://schemas.microsoft.com/office/word/2018/wordml" xmlns:w16du="http://schemas.microsoft.com/office/word/2023/wordml/word16du" xmlns:w16sdtdh="http://schemas.microsoft.com/office/word/2020/wordml/sdtdatahash" xmlns:w16sdtfl="http://schemas.microsoft.com/office/word/2024/wordml/sdtformatlock" xmlns:w16se="http://schemas.microsoft.com/office/word/2015/wordml/symex" xmlns:wpg="http://schemas.microsoft.com/office/word/2010/wordprocessingGroup" xmlns:wpi="http://schemas.microsoft.com/office/word/2010/wordprocessingInk" xmlns:wne="http://schemas.microsoft.com/office/word/2006/wordml" xmlns:wps="http://schemas.microsoft.com/office/word/2010/wordprocessingShape" mc:Ignorable="w14 w15 w16se w16cid w16 w16cex w16sdtdh w16sdtfl w16du wp14">
   <w:p>
     <w:pPr>
       <w:pStyle w:val="Header"/>
@@ -703,7 +715,7 @@
 </file>
 
 <file path=word/header2.xml><?xml version="1.0" encoding="utf-8"?>
-<w:hdr xmlns:wpc="http://schemas.microsoft.com/office/word/2010/wordprocessingCanvas" xmlns:cx="http://schemas.microsoft.com/office/drawing/2014/chartex" xmlns:cx1="http://schemas.microsoft.com/office/drawing/2015/9/8/chartex" xmlns:cx2="http://schemas.microsoft.com/office/drawing/2015/10/21/chartex" xmlns:cx3="http://schemas.microsoft.com/office/drawing/2016/5/9/chartex" xmlns:cx4="http://schemas.microsoft.com/office/drawing/2016/5/10/chartex" xmlns:cx5="http://schemas.microsoft.com/office/drawing/2016/5/11/chartex" xmlns:cx6="http://schemas.microsoft.com/office/drawing/2016/5/12/chartex" xmlns:cx7="http://schemas.microsoft.com/office/drawing/2016/5/13/chartex" xmlns:cx8="http://schemas.microsoft.com/office/drawing/2016/5/14/chartex" xmlns:mc="http://schemas.openxmlformats.org/markup-compatibility/2006" xmlns:aink="http://schemas.microsoft.com/office/drawing/2016/ink" xmlns:am3d="http://schemas.microsoft.com/office/drawing/2017/model3d" xmlns:o="urn:schemas-microsoft-com:office:office" xmlns:oel="http://schemas.microsoft.com/office/2019/extlst" xmlns:r="http://schemas.openxmlformats.org/officeDocument/2006/relationships" xmlns:m="http://schemas.openxmlformats.org/officeDocument/2006/math" xmlns:v="urn:schemas-microsoft-com:vml" xmlns:wp14="http://schemas.microsoft.com/office/word/2010/wordprocessingDrawing" xmlns:wp="http://schemas.openxmlformats.org/drawingml/2006/wordprocessingDrawing" xmlns:w10="urn:schemas-microsoft-com:office:word" xmlns:w="http://schemas.openxmlformats.org/wordprocessingml/2006/main" xmlns:w14="http://schemas.microsoft.com/office/word/2010/wordml" xmlns:w15="http://schemas.microsoft.com/office/word/2012/wordml" xmlns:w16cex="http://schemas.microsoft.com/office/word/2018/wordml/cex" xmlns:w16cid="http://schemas.microsoft.com/office/word/2016/wordml/cid" xmlns:w16="http://schemas.microsoft.com/office/word/2018/wordml" xmlns:w16sdtdh="http://schemas.microsoft.com/office/word/2020/wordml/sdtdatahash" xmlns:w16se="http://schemas.microsoft.com/office/word/2015/wordml/symex" xmlns:wpg="http://schemas.microsoft.com/office/word/2010/wordprocessingGroup" xmlns:wpi="http://schemas.microsoft.com/office/word/2010/wordprocessingInk" xmlns:wne="http://schemas.microsoft.com/office/word/2006/wordml" xmlns:wps="http://schemas.microsoft.com/office/word/2010/wordprocessingShape" mc:Ignorable="w14 w15 w16se w16cid w16 w16cex w16sdtdh wp14">
+<w:hdr xmlns:wpc="http://schemas.microsoft.com/office/word/2010/wordprocessingCanvas" xmlns:cx="http://schemas.microsoft.com/office/drawing/2014/chartex" xmlns:cx1="http://schemas.microsoft.com/office/drawing/2015/9/8/chartex" xmlns:cx2="http://schemas.microsoft.com/office/drawing/2015/10/21/chartex" xmlns:cx3="http://schemas.microsoft.com/office/drawing/2016/5/9/chartex" xmlns:cx4="http://schemas.microsoft.com/office/drawing/2016/5/10/chartex" xmlns:cx5="http://schemas.microsoft.com/office/drawing/2016/5/11/chartex" xmlns:cx6="http://schemas.microsoft.com/office/drawing/2016/5/12/chartex" xmlns:cx7="http://schemas.microsoft.com/office/drawing/2016/5/13/chartex" xmlns:cx8="http://schemas.microsoft.com/office/drawing/2016/5/14/chartex" xmlns:mc="http://schemas.openxmlformats.org/markup-compatibility/2006" xmlns:aink="http://schemas.microsoft.com/office/drawing/2016/ink" xmlns:am3d="http://schemas.microsoft.com/office/drawing/2017/model3d" xmlns:o="urn:schemas-microsoft-com:office:office" xmlns:oel="http://schemas.microsoft.com/office/2019/extlst" xmlns:r="http://schemas.openxmlformats.org/officeDocument/2006/relationships" xmlns:m="http://schemas.openxmlformats.org/officeDocument/2006/math" xmlns:v="urn:schemas-microsoft-com:vml" xmlns:wp14="http://schemas.microsoft.com/office/word/2010/wordprocessingDrawing" xmlns:wp="http://schemas.openxmlformats.org/drawingml/2006/wordprocessingDrawing" xmlns:w10="urn:schemas-microsoft-com:office:word" xmlns:w="http://schemas.openxmlformats.org/wordprocessingml/2006/main" xmlns:w14="http://schemas.microsoft.com/office/word/2010/wordml" xmlns:w15="http://schemas.microsoft.com/office/word/2012/wordml" xmlns:w16cex="http://schemas.microsoft.com/office/word/2018/wordml/cex" xmlns:w16cid="http://schemas.microsoft.com/office/word/2016/wordml/cid" xmlns:w16="http://schemas.microsoft.com/office/word/2018/wordml" xmlns:w16du="http://schemas.microsoft.com/office/word/2023/wordml/word16du" xmlns:w16sdtdh="http://schemas.microsoft.com/office/word/2020/wordml/sdtdatahash" xmlns:w16sdtfl="http://schemas.microsoft.com/office/word/2024/wordml/sdtformatlock" xmlns:w16se="http://schemas.microsoft.com/office/word/2015/wordml/symex" xmlns:wpg="http://schemas.microsoft.com/office/word/2010/wordprocessingGroup" xmlns:wpi="http://schemas.microsoft.com/office/word/2010/wordprocessingInk" xmlns:wne="http://schemas.microsoft.com/office/word/2006/wordml" xmlns:wps="http://schemas.microsoft.com/office/word/2010/wordprocessingShape" mc:Ignorable="w14 w15 w16se w16cid w16 w16cex w16sdtdh w16sdtfl w16du wp14">
   <w:p>
     <w:pPr>
       <w:pStyle w:val="Header"/>
@@ -714,7 +726,7 @@
 </file>
 
 <file path=word/header3.xml><?xml version="1.0" encoding="utf-8"?>
-<w:hdr xmlns:wpc="http://schemas.microsoft.com/office/word/2010/wordprocessingCanvas" xmlns:cx="http://schemas.microsoft.com/office/drawing/2014/chartex" xmlns:cx1="http://schemas.microsoft.com/office/drawing/2015/9/8/chartex" xmlns:cx2="http://schemas.microsoft.com/office/drawing/2015/10/21/chartex" xmlns:cx3="http://schemas.microsoft.com/office/drawing/2016/5/9/chartex" xmlns:cx4="http://schemas.microsoft.com/office/drawing/2016/5/10/chartex" xmlns:cx5="http://schemas.microsoft.com/office/drawing/2016/5/11/chartex" xmlns:cx6="http://schemas.microsoft.com/office/drawing/2016/5/12/chartex" xmlns:cx7="http://schemas.microsoft.com/office/drawing/2016/5/13/chartex" xmlns:cx8="http://schemas.microsoft.com/office/drawing/2016/5/14/chartex" xmlns:mc="http://schemas.openxmlformats.org/markup-compatibility/2006" xmlns:aink="http://schemas.microsoft.com/office/drawing/2016/ink" xmlns:am3d="http://schemas.microsoft.com/office/drawing/2017/model3d" xmlns:o="urn:schemas-microsoft-com:office:office" xmlns:oel="http://schemas.microsoft.com/office/2019/extlst" xmlns:r="http://schemas.openxmlformats.org/officeDocument/2006/relationships" xmlns:m="http://schemas.openxmlformats.org/officeDocument/2006/math" xmlns:v="urn:schemas-microsoft-com:vml" xmlns:wp14="http://schemas.microsoft.com/office/word/2010/wordprocessingDrawing" xmlns:wp="http://schemas.openxmlformats.org/drawingml/2006/wordprocessingDrawing" xmlns:w10="urn:schemas-microsoft-com:office:word" xmlns:w="http://schemas.openxmlformats.org/wordprocessingml/2006/main" xmlns:w14="http://schemas.microsoft.com/office/word/2010/wordml" xmlns:w15="http://schemas.microsoft.com/office/word/2012/wordml" xmlns:w16cex="http://schemas.microsoft.com/office/word/2018/wordml/cex" xmlns:w16cid="http://schemas.microsoft.com/office/word/2016/wordml/cid" xmlns:w16="http://schemas.microsoft.com/office/word/2018/wordml" xmlns:w16sdtdh="http://schemas.microsoft.com/office/word/2020/wordml/sdtdatahash" xmlns:w16se="http://schemas.microsoft.com/office/word/2015/wordml/symex" xmlns:wpg="http://schemas.microsoft.com/office/word/2010/wordprocessingGroup" xmlns:wpi="http://schemas.microsoft.com/office/word/2010/wordprocessingInk" xmlns:wne="http://schemas.microsoft.com/office/word/2006/wordml" xmlns:wps="http://schemas.microsoft.com/office/word/2010/wordprocessingShape" mc:Ignorable="w14 w15 w16se w16cid w16 w16cex w16sdtdh wp14">
+<w:hdr xmlns:wpc="http://schemas.microsoft.com/office/word/2010/wordprocessingCanvas" xmlns:cx="http://schemas.microsoft.com/office/drawing/2014/chartex" xmlns:cx1="http://schemas.microsoft.com/office/drawing/2015/9/8/chartex" xmlns:cx2="http://schemas.microsoft.com/office/drawing/2015/10/21/chartex" xmlns:cx3="http://schemas.microsoft.com/office/drawing/2016/5/9/chartex" xmlns:cx4="http://schemas.microsoft.com/office/drawing/2016/5/10/chartex" xmlns:cx5="http://schemas.microsoft.com/office/drawing/2016/5/11/chartex" xmlns:cx6="http://schemas.microsoft.com/office/drawing/2016/5/12/chartex" xmlns:cx7="http://schemas.microsoft.com/office/drawing/2016/5/13/chartex" xmlns:cx8="http://schemas.microsoft.com/office/drawing/2016/5/14/chartex" xmlns:mc="http://schemas.openxmlformats.org/markup-compatibility/2006" xmlns:aink="http://schemas.microsoft.com/office/drawing/2016/ink" xmlns:am3d="http://schemas.microsoft.com/office/drawing/2017/model3d" xmlns:o="urn:schemas-microsoft-com:office:office" xmlns:oel="http://schemas.microsoft.com/office/2019/extlst" xmlns:r="http://schemas.openxmlformats.org/officeDocument/2006/relationships" xmlns:m="http://schemas.openxmlformats.org/officeDocument/2006/math" xmlns:v="urn:schemas-microsoft-com:vml" xmlns:wp14="http://schemas.microsoft.com/office/word/2010/wordprocessingDrawing" xmlns:wp="http://schemas.openxmlformats.org/drawingml/2006/wordprocessingDrawing" xmlns:w10="urn:schemas-microsoft-com:office:word" xmlns:w="http://schemas.openxmlformats.org/wordprocessingml/2006/main" xmlns:w14="http://schemas.microsoft.com/office/word/2010/wordml" xmlns:w15="http://schemas.microsoft.com/office/word/2012/wordml" xmlns:w16cex="http://schemas.microsoft.com/office/word/2018/wordml/cex" xmlns:w16cid="http://schemas.microsoft.com/office/word/2016/wordml/cid" xmlns:w16="http://schemas.microsoft.com/office/word/2018/wordml" xmlns:w16du="http://schemas.microsoft.com/office/word/2023/wordml/word16du" xmlns:w16sdtdh="http://schemas.microsoft.com/office/word/2020/wordml/sdtdatahash" xmlns:w16sdtfl="http://schemas.microsoft.com/office/word/2024/wordml/sdtformatlock" xmlns:w16se="http://schemas.microsoft.com/office/word/2015/wordml/symex" xmlns:wpg="http://schemas.microsoft.com/office/word/2010/wordprocessingGroup" xmlns:wpi="http://schemas.microsoft.com/office/word/2010/wordprocessingInk" xmlns:wne="http://schemas.microsoft.com/office/word/2006/wordml" xmlns:wps="http://schemas.microsoft.com/office/word/2010/wordprocessingShape" mc:Ignorable="w14 w15 w16se w16cid w16 w16cex w16sdtdh w16sdtfl w16du wp14">
   <w:p>
     <w:pPr>
       <w:pStyle w:val="Header"/>
@@ -723,7 +735,7 @@
     <w:r>
       <w:tab/>
       <w:tab/>
-      <w:t>2026-06-17</w:t>
+      <w:t>2026-06-18</w:t>
       <w:br/>
       <w:br/>
     </w:r>
@@ -740,7 +752,7 @@
 </file>
 
 <file path=word/numbering.xml><?xml version="1.0" encoding="utf-8"?>
-<w:numbering xmlns:wpc="http://schemas.microsoft.com/office/word/2010/wordprocessingCanvas" xmlns:cx="http://schemas.microsoft.com/office/drawing/2014/chartex" xmlns:cx1="http://schemas.microsoft.com/office/drawing/2015/9/8/chartex" xmlns:cx2="http://schemas.microsoft.com/office/drawing/2015/10/21/chartex" xmlns:cx3="http://schemas.microsoft.com/office/drawing/2016/5/9/chartex" xmlns:cx4="http://schemas.microsoft.com/office/drawing/2016/5/10/chartex" xmlns:cx5="http://schemas.microsoft.com/office/drawing/2016/5/11/chartex" xmlns:cx6="http://schemas.microsoft.com/office/drawing/2016/5/12/chartex" xmlns:cx7="http://schemas.microsoft.com/office/drawing/2016/5/13/chartex" xmlns:cx8="http://schemas.microsoft.com/office/drawing/2016/5/14/chartex" xmlns:mc="http://schemas.openxmlformats.org/markup-compatibility/2006" xmlns:aink="http://schemas.microsoft.com/office/drawing/2016/ink" xmlns:am3d="http://schemas.microsoft.com/office/drawing/2017/model3d" xmlns:o="urn:schemas-microsoft-com:office:office" xmlns:oel="http://schemas.microsoft.com/office/2019/extlst" xmlns:r="http://schemas.openxmlformats.org/officeDocument/2006/relationships" xmlns:m="http://schemas.openxmlformats.org/officeDocument/2006/math" xmlns:v="urn:schemas-microsoft-com:vml" xmlns:wp14="http://schemas.microsoft.com/office/word/2010/wordprocessingDrawing" xmlns:wp="http://schemas.openxmlformats.org/drawingml/2006/wordprocessingDrawing" xmlns:w10="urn:schemas-microsoft-com:office:word" xmlns:w="http://schemas.openxmlformats.org/wordprocessingml/2006/main" xmlns:w14="http://schemas.microsoft.com/office/word/2010/wordml" xmlns:w15="http://schemas.microsoft.com/office/word/2012/wordml" xmlns:w16cex="http://schemas.microsoft.com/office/word/2018/wordml/cex" xmlns:w16cid="http://schemas.microsoft.com/office/word/2016/wordml/cid" xmlns:w16="http://schemas.microsoft.com/office/word/2018/wordml" xmlns:w16sdtdh="http://schemas.microsoft.com/office/word/2020/wordml/sdtdatahash" xmlns:w16se="http://schemas.microsoft.com/office/word/2015/wordml/symex" xmlns:wpg="http://schemas.microsoft.com/office/word/2010/wordprocessingGroup" xmlns:wpi="http://schemas.microsoft.com/office/word/2010/wordprocessingInk" xmlns:wne="http://schemas.microsoft.com/office/word/2006/wordml" xmlns:wps="http://schemas.microsoft.com/office/word/2010/wordprocessingShape" mc:Ignorable="w14 w15 w16se w16cid w16 w16cex w16sdtdh wp14">
+<w:numbering xmlns:wpc="http://schemas.microsoft.com/office/word/2010/wordprocessingCanvas" xmlns:cx="http://schemas.microsoft.com/office/drawing/2014/chartex" xmlns:cx1="http://schemas.microsoft.com/office/drawing/2015/9/8/chartex" xmlns:cx2="http://schemas.microsoft.com/office/drawing/2015/10/21/chartex" xmlns:cx3="http://schemas.microsoft.com/office/drawing/2016/5/9/chartex" xmlns:cx4="http://schemas.microsoft.com/office/drawing/2016/5/10/chartex" xmlns:cx5="http://schemas.microsoft.com/office/drawing/2016/5/11/chartex" xmlns:cx6="http://schemas.microsoft.com/office/drawing/2016/5/12/chartex" xmlns:cx7="http://schemas.microsoft.com/office/drawing/2016/5/13/chartex" xmlns:cx8="http://schemas.microsoft.com/office/drawing/2016/5/14/chartex" xmlns:mc="http://schemas.openxmlformats.org/markup-compatibility/2006" xmlns:aink="http://schemas.microsoft.com/office/drawing/2016/ink" xmlns:am3d="http://schemas.microsoft.com/office/drawing/2017/model3d" xmlns:o="urn:schemas-microsoft-com:office:office" xmlns:oel="http://schemas.microsoft.com/office/2019/extlst" xmlns:r="http://schemas.openxmlformats.org/officeDocument/2006/relationships" xmlns:m="http://schemas.openxmlformats.org/officeDocument/2006/math" xmlns:v="urn:schemas-microsoft-com:vml" xmlns:wp14="http://schemas.microsoft.com/office/word/2010/wordprocessingDrawing" xmlns:wp="http://schemas.openxmlformats.org/drawingml/2006/wordprocessingDrawing" xmlns:w10="urn:schemas-microsoft-com:office:word" xmlns:w="http://schemas.openxmlformats.org/wordprocessingml/2006/main" xmlns:w14="http://schemas.microsoft.com/office/word/2010/wordml" xmlns:w15="http://schemas.microsoft.com/office/word/2012/wordml" xmlns:w16cex="http://schemas.microsoft.com/office/word/2018/wordml/cex" xmlns:w16cid="http://schemas.microsoft.com/office/word/2016/wordml/cid" xmlns:w16="http://schemas.microsoft.com/office/word/2018/wordml" xmlns:w16du="http://schemas.microsoft.com/office/word/2023/wordml/word16du" xmlns:w16sdtdh="http://schemas.microsoft.com/office/word/2020/wordml/sdtdatahash" xmlns:w16sdtfl="http://schemas.microsoft.com/office/word/2024/wordml/sdtformatlock" xmlns:w16se="http://schemas.microsoft.com/office/word/2015/wordml/symex" xmlns:wpg="http://schemas.microsoft.com/office/word/2010/wordprocessingGroup" xmlns:wpi="http://schemas.microsoft.com/office/word/2010/wordprocessingInk" xmlns:wne="http://schemas.microsoft.com/office/word/2006/wordml" xmlns:wps="http://schemas.microsoft.com/office/word/2010/wordprocessingShape" mc:Ignorable="w14 w15 w16se w16cid w16 w16cex w16sdtdh w16sdtfl w16du wp14">
   <w:abstractNum w:abstractNumId="0" w15:restartNumberingAfterBreak="0">
     <w:nsid w:val="FFFFFF7C"/>
     <w:multiLevelType w:val="singleLevel"/>
@@ -943,7 +955,7 @@
 </file>
 
 <file path=word/styles.xml><?xml version="1.0" encoding="utf-8"?>
-<w:styles xmlns:mc="http://schemas.openxmlformats.org/markup-compatibility/2006" xmlns:r="http://schemas.openxmlformats.org/officeDocument/2006/relationships" xmlns:w="http://schemas.openxmlformats.org/wordprocessingml/2006/main" xmlns:w14="http://schemas.microsoft.com/office/word/2010/wordml" xmlns:w15="http://schemas.microsoft.com/office/word/2012/wordml" xmlns:w16cex="http://schemas.microsoft.com/office/word/2018/wordml/cex" xmlns:w16cid="http://schemas.microsoft.com/office/word/2016/wordml/cid" xmlns:w16="http://schemas.microsoft.com/office/word/2018/wordml" xmlns:w16sdtdh="http://schemas.microsoft.com/office/word/2020/wordml/sdtdatahash" xmlns:w16se="http://schemas.microsoft.com/office/word/2015/wordml/symex" mc:Ignorable="w14 w15 w16se w16cid w16 w16cex w16sdtdh">
+<w:styles xmlns:mc="http://schemas.openxmlformats.org/markup-compatibility/2006" xmlns:r="http://schemas.openxmlformats.org/officeDocument/2006/relationships" xmlns:w="http://schemas.openxmlformats.org/wordprocessingml/2006/main" xmlns:w14="http://schemas.microsoft.com/office/word/2010/wordml" xmlns:w15="http://schemas.microsoft.com/office/word/2012/wordml" xmlns:w16cex="http://schemas.microsoft.com/office/word/2018/wordml/cex" xmlns:w16cid="http://schemas.microsoft.com/office/word/2016/wordml/cid" xmlns:w16="http://schemas.microsoft.com/office/word/2018/wordml" xmlns:w16du="http://schemas.microsoft.com/office/word/2023/wordml/word16du" xmlns:w16sdtdh="http://schemas.microsoft.com/office/word/2020/wordml/sdtdatahash" xmlns:w16sdtfl="http://schemas.microsoft.com/office/word/2024/wordml/sdtformatlock" xmlns:w16se="http://schemas.microsoft.com/office/word/2015/wordml/symex" mc:Ignorable="w14 w15 w16se w16cid w16 w16cex w16sdtdh w16sdtfl w16du">
   <w:docDefaults>
     <w:rPrDefault>
       <w:rPr>
@@ -1701,7 +1713,7 @@
     <w:link w:val="TitleChar"/>
     <w:uiPriority w:val="10"/>
     <w:qFormat/>
-    <w:rsid w:val="007106C8"/>
+    <w:rsid w:val="00E854FA"/>
     <w:pPr>
       <w:spacing w:after="300" w:line="240" w:lineRule="auto"/>
       <w:contextualSpacing/>
@@ -1711,7 +1723,7 @@
       <w:rFonts w:eastAsiaTheme="majorEastAsia" w:cstheme="majorBidi"/>
       <w:spacing w:val="5"/>
       <w:kern w:val="28"/>
-      <w:sz w:val="52"/>
+      <w:sz w:val="40"/>
       <w:szCs w:val="52"/>
       <w:lang w:val="sv-SE" w:eastAsia="en-US" w:bidi="ar-SA"/>
     </w:rPr>
@@ -1721,12 +1733,12 @@
     <w:basedOn w:val="DefaultParagraphFont"/>
     <w:link w:val="Title"/>
     <w:uiPriority w:val="10"/>
-    <w:rsid w:val="007106C8"/>
+    <w:rsid w:val="00E854FA"/>
     <w:rPr>
       <w:rFonts w:ascii="Times New Roman" w:eastAsiaTheme="majorEastAsia" w:hAnsi="Times New Roman" w:cstheme="majorBidi"/>
       <w:spacing w:val="5"/>
       <w:kern w:val="28"/>
-      <w:sz w:val="52"/>
+      <w:sz w:val="40"/>
       <w:szCs w:val="52"/>
       <w:lang w:val="sv-SE" w:eastAsia="en-US" w:bidi="ar-SA"/>
     </w:rPr>

--- a/klagomål/A 26646-2026 FSC-klagomål.docx
+++ b/klagomål/A 26646-2026 FSC-klagomål.docx
@@ -735,7 +735,7 @@
     <w:r>
       <w:tab/>
       <w:tab/>
-      <w:t>2026-06-18</w:t>
+      <w:t>2026-06-19</w:t>
       <w:br/>
       <w:br/>
     </w:r>

--- a/klagomål/A 26646-2026 FSC-klagomål.docx
+++ b/klagomål/A 26646-2026 FSC-klagomål.docx
@@ -735,7 +735,7 @@
     <w:r>
       <w:tab/>
       <w:tab/>
-      <w:t>2026-06-19</w:t>
+      <w:t>2026-06-20</w:t>
       <w:br/>
       <w:br/>
     </w:r>

--- a/klagomål/A 26646-2026 FSC-klagomål.docx
+++ b/klagomål/A 26646-2026 FSC-klagomål.docx
@@ -168,38 +168,7 @@
     </w:p>
     <w:p>
       <w:r>
-        <w:t>Detta dokument behandlar höga naturvärden i avverkningsanmälan A 26646-2026 i Skellefteå kommun som inkom 2026-06-11 och omfattar 5,7 ha.</w:t>
-      </w:r>
-    </w:p>
-    <w:p>
-      <w:r>
-        <w:t>Nedan presenteras fynd av naturvårdsarter och fridlysta arter som gjorts i det avverkningsanmälda området, samt relevanta utdrag ur standarderna för FSC, Chain of Custody, Controlled Wood och PEFC.</w:t>
-      </w:r>
-    </w:p>
-    <w:p>
-      <w:r>
-        <w:t>Vi förväntar oss att ni återkommer med ett skriftligt svar på vårt klagomål och även beskriver vilka korrigerande åtgärder ni satt in för att rätta till identifierade brister i er efterlevnad av den svenska FSC standarden.</w:t>
-      </w:r>
-    </w:p>
-    <w:p>
-      <w:pPr>
-        <w:pStyle w:val="Heading1"/>
-      </w:pPr>
-      <w:r>
-        <w:t>Naturvårdsarter</w:t>
-      </w:r>
-    </w:p>
-    <w:p>
-      <w:r>
-        <w:t>I avverkningsanmälan har följande 2 naturvårdsarter hittats: garnlav (VU, T) och orre (§4). Av dessa är 1 rödlistade. För rödlistade arter har rödlistekategorin angivits inom parentes. Typiska arter inom Natura 2000 som är kopplade till skogsekosystem har markerats med (T). För fridlysta arter anges även paragrafen i Artskyddsförordningen som arten är fridlyst enligt.</w:t>
-      </w:r>
-    </w:p>
-    <w:p>
-      <w:r>
-        <w:t>De påträffade naturvårdsarterna är ett tydligt kvitto på att det rör sig om en skog med höga naturvärden.</w:t>
-      </w:r>
-      <w:r>
-        <w:t xml:space="preserve"> I Figur 1 visas fyndplatser för naturvårdsarter i området, som finns registrerade på Artportalen.</w:t>
+        <w:t>Detta klagomål behandlar höga naturvärden i avverkningsanmälan A 26646-2026 i Skellefteå kommun som inkom 2026-06-11 och omfattar 5,7 ha.</w:t>
       </w:r>
     </w:p>
     <w:p>
@@ -209,7 +178,7 @@
       <w:r>
         <w:drawing>
           <wp:inline xmlns:a="http://schemas.openxmlformats.org/drawingml/2006/main" xmlns:pic="http://schemas.openxmlformats.org/drawingml/2006/picture">
-            <wp:extent cx="4351027" cy="5688000"/>
+            <wp:extent cx="4378565" cy="5724000"/>
             <wp:docPr id="1" name="Picture 1"/>
             <wp:cNvGraphicFramePr>
               <a:graphicFrameLocks noChangeAspect="1"/>
@@ -230,7 +199,7 @@
                   <pic:spPr>
                     <a:xfrm>
                       <a:off x="0" y="0"/>
-                      <a:ext cx="4351027" cy="5688000"/>
+                      <a:ext cx="4378565" cy="5724000"/>
                     </a:xfrm>
                     <a:prstGeom prst="rect"/>
                   </pic:spPr>
@@ -247,42 +216,35 @@
         <w:spacing w:after="240"/>
       </w:pPr>
       <w:r>
-        <w:t>Figur 1. Fyndplatser för naturvårdsarter i avverkningsanmälan (röd linje). Markörer utan svart kant är placerade på fyndplatsen. Markörer med svart kant är placerade vid sidan av fyndplatsen och har ett svart streck som visar fyndplatsens exakta position. Kartans mittpunktskoordinat är N 7217061, E 786205 i SWEREF 99 TM.</w:t>
+        <w:t>Figur 1. Fyndplatser för naturvårdsarter i avverkningsanmälan. Markörer utan svart kant är placerade på fyndplatsen. Markörer med svart kant är placerade vid sidan av fyndplatsen har ett svart streck som visar fyndplatsens exakta position. Kartans mittpunktskoordinat är N 7217061, E 786205 i SWEREF 99 TM.</w:t>
+      </w:r>
+    </w:p>
+    <w:p>
+      <w:r>
+        <w:t>I avverkningsanmälan finns fynd av 2 naturvårdsarter, varav 1 är rödlistad, 1 är fridlyst och 1 är typisk (T): garnlav (VU, T) och orre (§4). Se Figur 1.</w:t>
+      </w:r>
+    </w:p>
+    <w:p>
+      <w:r>
+        <w:t>Nedan presenteras relevanta utdrag ur standarderna för FSC, Chain of Custody, Controlled Wood och PEFC.</w:t>
+      </w:r>
+    </w:p>
+    <w:p>
+      <w:r>
+        <w:t>Vi förväntar oss att ni återkommer med ett skriftligt svar på vårt klagomål och även beskriver vilka korrigerande åtgärder ni satt in för att rätta till identifierade brister i er efterlevnad av den svenska FSC standarden.</w:t>
       </w:r>
     </w:p>
     <w:p>
       <w:pPr>
-        <w:pStyle w:val="Heading2"/>
+        <w:pStyle w:val="Heading1"/>
       </w:pPr>
       <w:r>
-        <w:t>Fridlysta arter</w:t>
+        <w:t>Naturvårdsarter och fridlysta arter</w:t>
       </w:r>
     </w:p>
     <w:p>
       <w:r>
-        <w:t>Följande fridlysta arter har sina livsmiljöer och växtplatser i den avverkningsanmälda skogen: orre (§4).</w:t>
-      </w:r>
-    </w:p>
-    <w:p>
-      <w:r>
-        <w:t xml:space="preserve">Observera att medlemsländerna är skyldiga att agera i enlighet med EU:s fågeldirektiv där det uttryckligen står att direktivet gäller för fåglar samt för deras ägg, bon och </w:t>
-      </w:r>
-      <w:r>
-        <w:rPr>
-          <w:b/>
-        </w:rPr>
-        <w:t xml:space="preserve">livsmiljöer </w:t>
-      </w:r>
-      <w:r>
-        <w:t>(artikel 1). Vidare att de åtgärder som vidtas inte får leda till en försämring av den nuvarande situationen beträffande bevarandet av de fågelarter som avses i artikel 1 (artikel 13). Fågeldirektivet är styrande för tillsynsansvariga myndigheters ärendehantering, ställningstaganden och beslutsfattande.</w:t>
-      </w:r>
-    </w:p>
-    <w:p>
-      <w:pPr>
-        <w:pStyle w:val="Heading2"/>
-      </w:pPr>
-      <w:r>
-        <w:t>Övriga naturvårdsarter</w:t>
+        <w:t>Nedan följer beskrivningar av de naturvårdsarter och fridlysta arter som har sina livsmiljöer och växtplatser i den avverkningsanmälda skogen. De påträffade naturvårdsarterna är ett tydligt kvitto på att det rör sig om en skog med höga naturvärden.</w:t>
       </w:r>
     </w:p>
     <w:p>
@@ -735,7 +697,7 @@
     <w:r>
       <w:tab/>
       <w:tab/>
-      <w:t>2026-06-20</w:t>
+      <w:t>2026-06-21</w:t>
       <w:br/>
       <w:br/>
     </w:r>

--- a/klagomål/A 26646-2026 FSC-klagomål.docx
+++ b/klagomål/A 26646-2026 FSC-klagomål.docx
@@ -697,7 +697,7 @@
     <w:r>
       <w:tab/>
       <w:tab/>
-      <w:t>2026-06-21</w:t>
+      <w:t>2026-06-22</w:t>
       <w:br/>
       <w:br/>
     </w:r>

--- a/klagomål/A 26646-2026 FSC-klagomål.docx
+++ b/klagomål/A 26646-2026 FSC-klagomål.docx
@@ -697,7 +697,7 @@
     <w:r>
       <w:tab/>
       <w:tab/>
-      <w:t>2026-06-22</w:t>
+      <w:t>2026-06-23</w:t>
       <w:br/>
       <w:br/>
     </w:r>

--- a/klagomål/A 26646-2026 FSC-klagomål.docx
+++ b/klagomål/A 26646-2026 FSC-klagomål.docx
@@ -697,7 +697,7 @@
     <w:r>
       <w:tab/>
       <w:tab/>
-      <w:t>2026-06-23</w:t>
+      <w:t>2026-06-24</w:t>
       <w:br/>
       <w:br/>
     </w:r>

--- a/klagomål/A 26646-2026 FSC-klagomål.docx
+++ b/klagomål/A 26646-2026 FSC-klagomål.docx
@@ -697,7 +697,7 @@
     <w:r>
       <w:tab/>
       <w:tab/>
-      <w:t>2026-06-24</w:t>
+      <w:t>2026-06-25</w:t>
       <w:br/>
       <w:br/>
     </w:r>

--- a/klagomål/A 26646-2026 FSC-klagomål.docx
+++ b/klagomål/A 26646-2026 FSC-klagomål.docx
@@ -178,7 +178,7 @@
       <w:r>
         <w:drawing>
           <wp:inline xmlns:a="http://schemas.openxmlformats.org/drawingml/2006/main" xmlns:pic="http://schemas.openxmlformats.org/drawingml/2006/picture">
-            <wp:extent cx="4378565" cy="5724000"/>
+            <wp:extent cx="4677551" cy="5724000"/>
             <wp:docPr id="1" name="Picture 1"/>
             <wp:cNvGraphicFramePr>
               <a:graphicFrameLocks noChangeAspect="1"/>
@@ -199,7 +199,7 @@
                   <pic:spPr>
                     <a:xfrm>
                       <a:off x="0" y="0"/>
-                      <a:ext cx="4378565" cy="5724000"/>
+                      <a:ext cx="4677551" cy="5724000"/>
                     </a:xfrm>
                     <a:prstGeom prst="rect"/>
                   </pic:spPr>
@@ -221,7 +221,7 @@
     </w:p>
     <w:p>
       <w:r>
-        <w:t>I avverkningsanmälan finns fynd av 2 naturvårdsarter, varav 1 är rödlistad, 1 är fridlyst och 1 är typisk (T): garnlav (VU, T) och orre (§4). Se Figur 1.</w:t>
+        <w:t>I avverkningsanmälan finns fynd av 6 naturvårdsarter, varav 3 är rödlistade, 3 är fridlysta, 4 är typiska (T) och 1 är signalart (S): garnlav (VU, T), tretåig hackspett (NT, T, §4), ullticka (NT, T), björksplintborre (S), järpe (T, §4) och orre (§4). Se Figur 1.</w:t>
       </w:r>
     </w:p>
     <w:p>
@@ -244,7 +244,7 @@
     </w:p>
     <w:p>
       <w:r>
-        <w:t>Nedan följer beskrivningar av de naturvårdsarter och fridlysta arter som har sina livsmiljöer och växtplatser i den avverkningsanmälda skogen. De påträffade naturvårdsarterna är ett tydligt kvitto på att det rör sig om en skog med höga naturvärden.</w:t>
+        <w:t>Nedan följer beskrivningar av de naturvårdsarter och fridlysta arter som har sina livsmiljöer och växtplatser i den avverkningsanmälda skogen. Se även ytterligare artfakta i BILAGA 1. De påträffade naturvårdsarterna är ett tydligt kvitto på att det rör sig om en skog med höga naturvärden.</w:t>
       </w:r>
     </w:p>
     <w:p>
@@ -274,6 +274,131 @@
       </w:r>
       <w:r>
         <w:t xml:space="preserve"> (SLU Artdatabanken, 2026).</w:t>
+      </w:r>
+    </w:p>
+    <w:p>
+      <w:r>
+        <w:rPr>
+          <w:b/>
+        </w:rPr>
+        <w:t>Tretåig hackspett (NT, §4)</w:t>
+      </w:r>
+      <w:r>
+        <w:t xml:space="preserve"> är rödlistad som nära hotad och ingår i bilaga 1 i EU:s fågeldirektiv. Tretåig hackspett är för sin överlevnad beroende av kontinuerlig tillförsel av äldre döende och död ved, som sker genom naturliga självgallringsprocesser i äldre grannaturskogar och barrblandade naturskogar. Om en skog genom skogsbruk gallras eller glesas ur så upphör och uteblir i stort sett den naturliga självgallringsprocessen för mycket lång tid framöver vilket omöjliggör upprätthållandet av den kontinuerliga ekologiska funktionen i ett område. Det finns studier som visar att naturskogens självgallringsprocess som den tretåiga hackspetten är beroende av, inte kan ersättas med efterlämnad hänsyn i skogsbruket (Imbeau &amp; Desrochers, 2002). Storleken på häckningsreviret varierar med skogstypen, förekomsten av död ved och graden av fragmentering, men är i allmänhet i storleksordningen 25–100 hektar. Vintertid krävs ofta betydligt större områden och det finns studier som antyder att arten behöver minst 100 hektar äldre skog. I områden med låg bonitet kan det behövas över 200 hektar lämpligt habitat för att ett par ska kunna reproducera sig. Områden med dokumenterad permanent förekomst i naturskogsmiljöer har vanligen så stora naturvärden att skogsbruk är olämpligt. Tretåig hackspett är typisk art för </w:t>
+      </w:r>
+      <w:r>
+        <w:rPr>
+          <w:i/>
+        </w:rPr>
+        <w:t xml:space="preserve">9010 Taiga, 9740 Skogsbevuxen myr, 9030 Landhöjningsskog </w:t>
+      </w:r>
+      <w:r>
+        <w:t xml:space="preserve">och </w:t>
+      </w:r>
+      <w:r>
+        <w:rPr>
+          <w:i/>
+        </w:rPr>
+        <w:t>9040 Fjällbjörkskog</w:t>
+      </w:r>
+      <w:r>
+        <w:t xml:space="preserve"> (Skogsstyrelsen, 2016; SLU Artdatabanken, 2024).</w:t>
+      </w:r>
+    </w:p>
+    <w:p>
+      <w:r>
+        <w:rPr>
+          <w:b/>
+        </w:rPr>
+        <w:t>Ullticka (NT)</w:t>
+      </w:r>
+      <w:r>
+        <w:t xml:space="preserve"> är knuten till restbestånd av barrnaturskog och förekommer med ett tydligt optimum i orörda eller måttligt påverkade gamla granskogar där det föreligger viss kontinuitet av grov död ved. Ullticka är en bra signalart inom hela sitt utbredningsområde och i södra Sverige är den sällsynt och en god signalart för skyddsvärda granskogsmiljöer. Den hotas av avverkning och fragmentering av naturskog och äldre granskog med lång trädkontinuitet. På ullticka kan ibland ulltickeporing (VU) påträffas - det är en sällsynt ticka som nyligen delats upp i de tre olika arterna ulltickeporing </w:t>
+      </w:r>
+      <w:r>
+        <w:rPr>
+          <w:i/>
+        </w:rPr>
+        <w:t xml:space="preserve">Skeletocutis brevispora </w:t>
+      </w:r>
+      <w:r>
+        <w:t>(VU)</w:t>
+      </w:r>
+      <w:r>
+        <w:rPr>
+          <w:i/>
+        </w:rPr>
+        <w:t>, Skeletocutis delicata</w:t>
+      </w:r>
+      <w:r>
+        <w:t xml:space="preserve"> (VU)</w:t>
+      </w:r>
+      <w:r>
+        <w:rPr>
+          <w:i/>
+        </w:rPr>
+        <w:t xml:space="preserve"> och Skeletocutis exilis</w:t>
+      </w:r>
+      <w:r>
+        <w:t xml:space="preserve"> (NT). Ullticka är typisk art för </w:t>
+      </w:r>
+      <w:r>
+        <w:rPr>
+          <w:i/>
+        </w:rPr>
+        <w:t xml:space="preserve">9010 Taiga, 9050 Näringsrik granskog </w:t>
+      </w:r>
+      <w:r>
+        <w:t xml:space="preserve">och </w:t>
+      </w:r>
+      <w:r>
+        <w:rPr>
+          <w:i/>
+        </w:rPr>
+        <w:t>9030 Landhöjningsskog</w:t>
+      </w:r>
+      <w:r>
+        <w:t xml:space="preserve"> (SLU Artdatabanken, 2026; Nitare &amp; Skogsstyrelsen, 2019; Miettinen &amp; Niemelä, 2018).</w:t>
+      </w:r>
+    </w:p>
+    <w:p>
+      <w:r>
+        <w:rPr>
+          <w:b/>
+        </w:rPr>
+        <w:t xml:space="preserve">Björksplintborre </w:t>
+      </w:r>
+      <w:r>
+        <w:t>är en skalbagge vars larvutveckling sker i bark på nyligen döda björkar, både stående träd och vindfällen. En prydlig rad med runda ventilationshål i barken ovanför modergången är synnerligen karaktäristiskt. Arten är knuten till lövrika blandskogar med en hög andel gamla träd, och starkt gynnad av naturliga störningar som torka, översvämningar, brand och stormfällningar. Talrika gnagspår kan tyda på biotoper med höga naturvärden, exempelvis för ovanliga hackspettar och andra, mer sällsynta vedinsekter. Larverna är omtyckt hackspettsföda (SLU Artdatabanken, 2025).</w:t>
+      </w:r>
+    </w:p>
+    <w:p>
+      <w:r>
+        <w:rPr>
+          <w:b/>
+        </w:rPr>
+        <w:t>Järpe (§4)</w:t>
+      </w:r>
+      <w:r>
+        <w:t xml:space="preserve">, som är upptagen i bilaga 1 och 2 EU:s fågeldirektiv, är mycket stationär inom sitt revir som är minst 25 hektar stort. Livsmiljöerna utgörs av tät barrskog med inblandning av lövträd och en väl utvecklad flerskiktad struktur med bärris och yngre eller undertryckta, täta granar i ett lägre skikt, ofta utmed bäckar och åar inne i den skyddande granskogen. Den överlever inte om dess livsmiljö kalavverkas och är även känslig för röjning, gallring och avverkning där unga granar och lövträd inte sparas i tillräcklig omfattning. Arten finns i sammanhängande grandominerad skog över hela Sverige men förekomsterna är betydligt glesare i Götaland än i övriga landet. Järpe är typisk art för </w:t>
+      </w:r>
+      <w:r>
+        <w:rPr>
+          <w:i/>
+        </w:rPr>
+        <w:t xml:space="preserve">9010 Taiga, 9080 Lövsumpskog </w:t>
+      </w:r>
+      <w:r>
+        <w:t xml:space="preserve">och </w:t>
+      </w:r>
+      <w:r>
+        <w:rPr>
+          <w:i/>
+        </w:rPr>
+        <w:t xml:space="preserve">9740 Skogsbevuxen myr </w:t>
+      </w:r>
+      <w:r>
+        <w:t>(SLU Artdatabanken, 2026).</w:t>
       </w:r>
     </w:p>
     <w:p>
@@ -382,7 +507,7 @@
         <w:rPr>
           <w:i/>
         </w:rPr>
-        <w:t>I det avverkningsanmälda skogsområdet har 2 naturvårdsarter varav 1 rödlistade arter sina livsmiljöer och växtplatser.</w:t>
+        <w:t>I det avverkningsanmälda skogsområdet har 6 naturvårdsarter varav 3 rödlistade arter sina livsmiljöer och växtplatser.</w:t>
       </w:r>
     </w:p>
     <w:p>
@@ -567,6 +692,278 @@
           <w:i/>
         </w:rPr>
         <w:t>I den avverkningsanmälda skogen har fridlysta arter sina livsmiljöer och växtplatser. Att skada de fridlysta arternas livsmiljöer, växtplatser eller ekologiska funktion är inte tillåtet enligt artskyddsförordningen</w:t>
+      </w:r>
+    </w:p>
+    <w:p>
+      <w:r>
+        <w:br w:type="page"/>
+      </w:r>
+    </w:p>
+    <w:p>
+      <w:pPr>
+        <w:pStyle w:val="Title"/>
+      </w:pPr>
+      <w:r>
+        <w:t>BILAGA 1 – Fridlysta arter</w:t>
+      </w:r>
+    </w:p>
+    <w:p>
+      <w:pPr>
+        <w:pStyle w:val="Heading1"/>
+      </w:pPr>
+      <w:r>
+        <w:t>Tretåig hackspett – ekologi samt krav på livsmiljön</w:t>
+      </w:r>
+    </w:p>
+    <w:p>
+      <w:r>
+        <w:t xml:space="preserve">Tretåig hackspett (NT) är fridlyst enligt §4 Artskyddsförordningen och finns med som prioriterad art i Skogsstyrelsen vägledning för skogsbruket (bilaga 4 till SVL). I vägledningen står bland annat att: </w:t>
+      </w:r>
+      <w:r>
+        <w:rPr>
+          <w:i/>
+        </w:rPr>
+        <w:t xml:space="preserve">“Tretåig hackspett har stora arealkrav och höga krav på sin livsmiljö. Omdaningen av naturskogar till kulturskogar medför en förlust av viktiga miljöer, något som förstärks av ökad fragmentering till följd av avverkningar.” </w:t>
+      </w:r>
+      <w:r>
+        <w:t xml:space="preserve">Vidare att: </w:t>
+      </w:r>
+      <w:r>
+        <w:rPr>
+          <w:i/>
+        </w:rPr>
+        <w:t>“Områden med dokumenterad permanent förekomst i naturskogsmiljöer har vanligen så stora naturvärden att skogsbruk är olämpligt”</w:t>
+      </w:r>
+      <w:r>
+        <w:t xml:space="preserve"> (SLU Artdatabanken, 2024; Skogsstyrelsen, 2016)</w:t>
+      </w:r>
+      <w:r>
+        <w:rPr>
+          <w:i/>
+        </w:rPr>
+        <w:t>.</w:t>
+      </w:r>
+    </w:p>
+    <w:p>
+      <w:r>
+        <w:t>Tretåig hackspett är beroende av större sammanhängande naturskogar med kontinuerlig tillgång och nybildning av död ved och fragmentering av livsmiljöerna utgör ett stort hot mot arten (se exempelvis Stachura-Skierczynska et al., 2009; Wesolowski et al., 2005; Butler et al., 2004; Pakkala et al., 2002; Amcoff et al., 1996; Virkkala, 1991). Det finns studier som visar att naturskogens självgallringsprocess som den tretåiga hackspetten är beroende av, inte kan ersättas med efterlämnad hänsyn i skogsbruket (Imbeau &amp; Desrochers, 2002).</w:t>
+      </w:r>
+    </w:p>
+    <w:p>
+      <w:r>
+        <w:t>Permanenta revir av tretåig hackspett karaktäriseras ofta av artens typiska ringformigt ordnade hackmärken på framför allt gamla granar. För att säkerställa att inte revir av tretåig hackspett drabbas av avverkningsplanerna bör en inventering göras i området både under häckningstid och under vintern, då arten utnyttjar betydligt större områden än under sommarens häckningsrevir. Storleken på häckningsreviret varierar med skogstypen, förekomsten av död ved och graden av fragmentering, men är i allmänhet i storleksordningen 25–100 hektar (SLU Artdatabanken, 2024; Skogsstyrelsen, 2016).</w:t>
+      </w:r>
+    </w:p>
+    <w:p>
+      <w:r>
+        <w:t xml:space="preserve">Förutom fridlysning enligt §4 Artskyddsförordningen är tretåig hackspett även förtecknad i EU:s fågeldirektiv bilaga 1. Den är typisk art för </w:t>
+      </w:r>
+      <w:r>
+        <w:rPr>
+          <w:i/>
+        </w:rPr>
+        <w:t xml:space="preserve">9010 Taiga, 9740 Skogsbevuxen myr, 9030 Landhöjningsskog </w:t>
+      </w:r>
+      <w:r>
+        <w:t xml:space="preserve">och </w:t>
+      </w:r>
+      <w:r>
+        <w:rPr>
+          <w:i/>
+        </w:rPr>
+        <w:t>9040 Fjällbjörkskog</w:t>
+      </w:r>
+      <w:r>
+        <w:t xml:space="preserve"> samt ingår i Natura 2000 och är förtecknad i Bernkonventionen bilaga II (strikt skyddade djurarter) (SLU Artdatabanken, 2024; Skogsstyrelsen, 2016).</w:t>
+      </w:r>
+    </w:p>
+    <w:p>
+      <w:pPr>
+        <w:pStyle w:val="Heading2"/>
+      </w:pPr>
+      <w:r>
+        <w:t>Referenser – tretåig hackspett</w:t>
+      </w:r>
+    </w:p>
+    <w:p>
+      <w:r>
+        <w:t xml:space="preserve">Amcoff, M. &amp; Eriksson, P. 1996. </w:t>
+      </w:r>
+      <w:r>
+        <w:rPr>
+          <w:i/>
+        </w:rPr>
+        <w:t xml:space="preserve">Förekomst av tretåig hackspett Picoides tridactylus på bestånds- och landskapsnivå. </w:t>
+      </w:r>
+      <w:r>
+        <w:t>Ornis Svecica 6: 107–119.</w:t>
+      </w:r>
+    </w:p>
+    <w:p>
+      <w:r>
+        <w:t xml:space="preserve">Butler, R., Angelstam, P., Ekelund, P. &amp; Schlaeffer, R. 2004. </w:t>
+      </w:r>
+      <w:r>
+        <w:rPr>
+          <w:i/>
+        </w:rPr>
+        <w:t xml:space="preserve">Dead wood threshold values for the three-toed woodpecker presence in boreal and sub-Alpine forest. </w:t>
+      </w:r>
+      <w:r>
+        <w:t>Biological conservation 119(3): 305–318.</w:t>
+      </w:r>
+    </w:p>
+    <w:p>
+      <w:r>
+        <w:t xml:space="preserve">Imbeau, L. &amp; Desrochers, A. 2002. </w:t>
+      </w:r>
+      <w:r>
+        <w:rPr>
+          <w:i/>
+        </w:rPr>
+        <w:t xml:space="preserve">Foraging Ecology and Use of Drumming Trees by Three-Toed Woodpeckers. </w:t>
+      </w:r>
+      <w:r>
+        <w:t>The Journal of Wildlife Management. Vol. 66, No. 1 (Jan., 2002), pp. 222–231.</w:t>
+      </w:r>
+    </w:p>
+    <w:p>
+      <w:r>
+        <w:t xml:space="preserve">Pakkala, T., Hanski, I. &amp; Tomppo, E. 2002. </w:t>
+      </w:r>
+      <w:r>
+        <w:rPr>
+          <w:i/>
+        </w:rPr>
+        <w:t xml:space="preserve">Spatial ecology of the three-toed woodpecker in managed forest landscapes. </w:t>
+      </w:r>
+      <w:r>
+        <w:t>Silva Fennica 36(1): 279–288.</w:t>
+      </w:r>
+    </w:p>
+    <w:p>
+      <w:r>
+        <w:t xml:space="preserve">Skogsstyrelsen, 2016. </w:t>
+      </w:r>
+      <w:r>
+        <w:rPr>
+          <w:i/>
+        </w:rPr>
+        <w:t>Vägledning för hänsyn till fåglar – Tretåig hackspett.</w:t>
+      </w:r>
+    </w:p>
+    <w:p>
+      <w:r>
+        <w:t xml:space="preserve">SLU Artdatabanken, 2024. </w:t>
+      </w:r>
+      <w:r>
+        <w:rPr>
+          <w:i/>
+        </w:rPr>
+        <w:t xml:space="preserve">Artfaktablad. Naturvård – artfakta. </w:t>
+      </w:r>
+      <w:r>
+        <w:t>SLU Artdatabanken, Uppsala.</w:t>
+      </w:r>
+    </w:p>
+    <w:p>
+      <w:r>
+        <w:t xml:space="preserve">Stachura-Skierczynska, K., Tumiel, T. &amp; Skierczynski, M. 2009. </w:t>
+      </w:r>
+      <w:r>
+        <w:rPr>
+          <w:i/>
+        </w:rPr>
+        <w:t xml:space="preserve">Habitat prediction model for three-toed woodpecker and its implications for the conservation of biologically valuable forests. </w:t>
+      </w:r>
+      <w:r>
+        <w:t>Forest Ecology and Management 258(5): 697–703.</w:t>
+      </w:r>
+    </w:p>
+    <w:p>
+      <w:r>
+        <w:t xml:space="preserve">Virkkala, R. 1991. </w:t>
+      </w:r>
+      <w:r>
+        <w:rPr>
+          <w:i/>
+        </w:rPr>
+        <w:t xml:space="preserve">Population trends of forest birds in a Finnish Lapland landscape of large habitat blocks – Consequences of stochastic environmental variation or regional habitat alteration. </w:t>
+      </w:r>
+      <w:r>
+        <w:t>Biological conservation 56(2): 223–240.</w:t>
+      </w:r>
+    </w:p>
+    <w:p>
+      <w:r>
+        <w:t xml:space="preserve">Wesolowski, T., Czeszczewik, D. &amp; Rowinski, P. 2005. </w:t>
+      </w:r>
+      <w:r>
+        <w:rPr>
+          <w:i/>
+        </w:rPr>
+        <w:t xml:space="preserve">Effects of forest management on Three-toed Woodpecker Picoides tridactylus distribution in the Bialowieza Forest (NE Poland): conservation implications. </w:t>
+      </w:r>
+      <w:r>
+        <w:t>Acta Ornithologica 40(1): 53–60.</w:t>
+      </w:r>
+    </w:p>
+    <w:p>
+      <w:pPr>
+        <w:pStyle w:val="Heading1"/>
+      </w:pPr>
+      <w:r>
+        <w:t>Järpe – ekologi samt krav på livsmiljön</w:t>
+      </w:r>
+    </w:p>
+    <w:p>
+      <w:r>
+        <w:t>Järpe är fridlyst enligt 4§ artskyddsförordningen och upptagen i bilaga 1 och 2 EU:s fågeldirektiv. Den finns i sammanhängande grandominerad skog över hela Sverige men förekomsterna är betydligt glesare i Götaland än i övriga landet. Järpen har sina livsmiljöer i tät barrskog med inblandning av lövträd och en väl utvecklad flerskiktad struktur med bärris och yngre eller undertryckta, täta granar i ett lägre skikt, ofta utmed bäckar och åar inne i den skyddande granskogen (SLU Artdatabanken, 2026).</w:t>
+      </w:r>
+    </w:p>
+    <w:p>
+      <w:r>
+        <w:t xml:space="preserve">Arten behöver lämpliga skogsbestånd om sammanlagt minst 25 hektar. Den är mycket stationär inom sitt revir och när ett par etablerat sig stannar de så länge miljön är intakt. Den undviker öppen mark och förﬂyttar sig sällan över större öppna myrar eller åkermark, och är därför känslig för fragmentering. Järpen överlever inte om dess livsmiljö kalavverkas och är även känslig för röjning, gallring och avverkning där unga granar och lövträd inte sparas i tillräcklig omfattning.  Järpe är typisk art för </w:t>
+      </w:r>
+      <w:r>
+        <w:rPr>
+          <w:i/>
+        </w:rPr>
+        <w:t>9010 Taiga, 9740 Skogsbevuxen myr</w:t>
+      </w:r>
+      <w:r>
+        <w:t xml:space="preserve"> och </w:t>
+      </w:r>
+      <w:r>
+        <w:rPr>
+          <w:i/>
+        </w:rPr>
+        <w:t>9080 Lövsumpskog</w:t>
+      </w:r>
+      <w:r>
+        <w:t xml:space="preserve"> (SLU Artdatabanken, 2026).</w:t>
+      </w:r>
+    </w:p>
+    <w:p>
+      <w:pPr>
+        <w:pStyle w:val="Heading2"/>
+      </w:pPr>
+      <w:r>
+        <w:t>Referenser – järpe</w:t>
+      </w:r>
+    </w:p>
+    <w:p>
+      <w:r>
+        <w:t xml:space="preserve">SLU Artdatabanken, 2026. </w:t>
+      </w:r>
+      <w:r>
+        <w:rPr>
+          <w:i/>
+        </w:rPr>
+        <w:t xml:space="preserve">Artfaktablad. Naturvård – artfakta. </w:t>
+      </w:r>
+      <w:r>
+        <w:t>SLU Artdatabanken, Uppsala</w:t>
       </w:r>
     </w:p>
     <w:sectPr>
@@ -697,7 +1094,7 @@
     <w:r>
       <w:tab/>
       <w:tab/>
-      <w:t>2026-06-25</w:t>
+      <w:t>2026-06-26</w:t>
       <w:br/>
       <w:br/>
     </w:r>

--- a/klagomål/A 26646-2026 FSC-klagomål.docx
+++ b/klagomål/A 26646-2026 FSC-klagomål.docx
@@ -1094,7 +1094,7 @@
     <w:r>
       <w:tab/>
       <w:tab/>
-      <w:t>2026-06-26</w:t>
+      <w:t>2026-06-27</w:t>
       <w:br/>
       <w:br/>
     </w:r>

--- a/klagomål/A 26646-2026 FSC-klagomål.docx
+++ b/klagomål/A 26646-2026 FSC-klagomål.docx
@@ -1094,7 +1094,7 @@
     <w:r>
       <w:tab/>
       <w:tab/>
-      <w:t>2026-06-27</w:t>
+      <w:t>2026-06-28</w:t>
       <w:br/>
       <w:br/>
     </w:r>

--- a/klagomål/A 26646-2026 FSC-klagomål.docx
+++ b/klagomål/A 26646-2026 FSC-klagomål.docx
@@ -1094,7 +1094,7 @@
     <w:r>
       <w:tab/>
       <w:tab/>
-      <w:t>2026-06-28</w:t>
+      <w:t>2026-06-29</w:t>
       <w:br/>
       <w:br/>
     </w:r>

--- a/klagomål/A 26646-2026 FSC-klagomål.docx
+++ b/klagomål/A 26646-2026 FSC-klagomål.docx
@@ -1094,7 +1094,7 @@
     <w:r>
       <w:tab/>
       <w:tab/>
-      <w:t>2026-06-29</w:t>
+      <w:t>2026-06-30</w:t>
       <w:br/>
       <w:br/>
     </w:r>

--- a/klagomål/A 26646-2026 FSC-klagomål.docx
+++ b/klagomål/A 26646-2026 FSC-klagomål.docx
@@ -1094,7 +1094,7 @@
     <w:r>
       <w:tab/>
       <w:tab/>
-      <w:t>2026-06-30</w:t>
+      <w:t>2026-07-01</w:t>
       <w:br/>
       <w:br/>
     </w:r>

--- a/klagomål/A 26646-2026 FSC-klagomål.docx
+++ b/klagomål/A 26646-2026 FSC-klagomål.docx
@@ -1094,7 +1094,7 @@
     <w:r>
       <w:tab/>
       <w:tab/>
-      <w:t>2026-07-01</w:t>
+      <w:t>2026-07-02</w:t>
       <w:br/>
       <w:br/>
     </w:r>

--- a/klagomål/A 26646-2026 FSC-klagomål.docx
+++ b/klagomål/A 26646-2026 FSC-klagomål.docx
@@ -1094,7 +1094,7 @@
     <w:r>
       <w:tab/>
       <w:tab/>
-      <w:t>2026-07-02</w:t>
+      <w:t>2026-07-03</w:t>
       <w:br/>
       <w:br/>
     </w:r>

--- a/klagomål/A 26646-2026 FSC-klagomål.docx
+++ b/klagomål/A 26646-2026 FSC-klagomål.docx
@@ -1094,7 +1094,7 @@
     <w:r>
       <w:tab/>
       <w:tab/>
-      <w:t>2026-07-13</w:t>
+      <w:t>2026-07-14</w:t>
       <w:br/>
       <w:br/>
     </w:r>

--- a/klagomål/A 26646-2026 FSC-klagomål.docx
+++ b/klagomål/A 26646-2026 FSC-klagomål.docx
@@ -1094,7 +1094,7 @@
     <w:r>
       <w:tab/>
       <w:tab/>
-      <w:t>2026-07-14</w:t>
+      <w:t>2026-07-15</w:t>
       <w:br/>
       <w:br/>
     </w:r>

--- a/klagomål/A 26646-2026 FSC-klagomål.docx
+++ b/klagomål/A 26646-2026 FSC-klagomål.docx
@@ -1094,7 +1094,7 @@
     <w:r>
       <w:tab/>
       <w:tab/>
-      <w:t>2026-07-15</w:t>
+      <w:t>2026-07-16</w:t>
       <w:br/>
       <w:br/>
     </w:r>

--- a/klagomål/A 26646-2026 FSC-klagomål.docx
+++ b/klagomål/A 26646-2026 FSC-klagomål.docx
@@ -1094,7 +1094,7 @@
     <w:r>
       <w:tab/>
       <w:tab/>
-      <w:t>2026-07-16</w:t>
+      <w:t>2026-07-17</w:t>
       <w:br/>
       <w:br/>
     </w:r>

--- a/klagomål/A 26646-2026 FSC-klagomål.docx
+++ b/klagomål/A 26646-2026 FSC-klagomål.docx
@@ -1094,7 +1094,7 @@
     <w:r>
       <w:tab/>
       <w:tab/>
-      <w:t>2026-07-17</w:t>
+      <w:t>2026-07-18</w:t>
       <w:br/>
       <w:br/>
     </w:r>

--- a/klagomål/A 26646-2026 FSC-klagomål.docx
+++ b/klagomål/A 26646-2026 FSC-klagomål.docx
@@ -1094,7 +1094,7 @@
     <w:r>
       <w:tab/>
       <w:tab/>
-      <w:t>2026-07-18</w:t>
+      <w:t>2026-07-19</w:t>
       <w:br/>
       <w:br/>
     </w:r>

--- a/klagomål/A 26646-2026 FSC-klagomål.docx
+++ b/klagomål/A 26646-2026 FSC-klagomål.docx
@@ -1094,7 +1094,7 @@
     <w:r>
       <w:tab/>
       <w:tab/>
-      <w:t>2026-07-19</w:t>
+      <w:t>2026-07-20</w:t>
       <w:br/>
       <w:br/>
     </w:r>

--- a/klagomål/A 26646-2026 FSC-klagomål.docx
+++ b/klagomål/A 26646-2026 FSC-klagomål.docx
@@ -1094,7 +1094,7 @@
     <w:r>
       <w:tab/>
       <w:tab/>
-      <w:t>2026-07-20</w:t>
+      <w:t>2026-07-21</w:t>
       <w:br/>
       <w:br/>
     </w:r>

--- a/klagomål/A 26646-2026 FSC-klagomål.docx
+++ b/klagomål/A 26646-2026 FSC-klagomål.docx
@@ -1094,7 +1094,7 @@
     <w:r>
       <w:tab/>
       <w:tab/>
-      <w:t>2026-07-21</w:t>
+      <w:t>2026-07-22</w:t>
       <w:br/>
       <w:br/>
     </w:r>

--- a/klagomål/A 26646-2026 FSC-klagomål.docx
+++ b/klagomål/A 26646-2026 FSC-klagomål.docx
@@ -1094,7 +1094,7 @@
     <w:r>
       <w:tab/>
       <w:tab/>
-      <w:t>2026-07-22</w:t>
+      <w:t>2026-07-23</w:t>
       <w:br/>
       <w:br/>
     </w:r>

--- a/klagomål/A 26646-2026 FSC-klagomål.docx
+++ b/klagomål/A 26646-2026 FSC-klagomål.docx
@@ -1094,7 +1094,7 @@
     <w:r>
       <w:tab/>
       <w:tab/>
-      <w:t>2026-07-23</w:t>
+      <w:t>2026-07-24</w:t>
       <w:br/>
       <w:br/>
     </w:r>

--- a/klagomål/A 26646-2026 FSC-klagomål.docx
+++ b/klagomål/A 26646-2026 FSC-klagomål.docx
@@ -1094,7 +1094,7 @@
     <w:r>
       <w:tab/>
       <w:tab/>
-      <w:t>2026-07-24</w:t>
+      <w:t>2026-07-25</w:t>
       <w:br/>
       <w:br/>
     </w:r>

--- a/klagomål/A 26646-2026 FSC-klagomål.docx
+++ b/klagomål/A 26646-2026 FSC-klagomål.docx
@@ -1094,7 +1094,7 @@
     <w:r>
       <w:tab/>
       <w:tab/>
-      <w:t>2026-07-25</w:t>
+      <w:t>2026-07-26</w:t>
       <w:br/>
       <w:br/>
     </w:r>

--- a/klagomål/A 26646-2026 FSC-klagomål.docx
+++ b/klagomål/A 26646-2026 FSC-klagomål.docx
@@ -1094,7 +1094,7 @@
     <w:r>
       <w:tab/>
       <w:tab/>
-      <w:t>2026-07-26</w:t>
+      <w:t>2026-07-27</w:t>
       <w:br/>
       <w:br/>
     </w:r>

--- a/klagomål/A 26646-2026 FSC-klagomål.docx
+++ b/klagomål/A 26646-2026 FSC-klagomål.docx
@@ -1094,7 +1094,7 @@
     <w:r>
       <w:tab/>
       <w:tab/>
-      <w:t>2026-07-27</w:t>
+      <w:t>2026-07-28</w:t>
       <w:br/>
       <w:br/>
     </w:r>

--- a/klagomål/A 26646-2026 FSC-klagomål.docx
+++ b/klagomål/A 26646-2026 FSC-klagomål.docx
@@ -1094,7 +1094,7 @@
     <w:r>
       <w:tab/>
       <w:tab/>
-      <w:t>2026-07-28</w:t>
+      <w:t>2026-07-29</w:t>
       <w:br/>
       <w:br/>
     </w:r>

--- a/klagomål/A 26646-2026 FSC-klagomål.docx
+++ b/klagomål/A 26646-2026 FSC-klagomål.docx
@@ -1094,7 +1094,7 @@
     <w:r>
       <w:tab/>
       <w:tab/>
-      <w:t>2026-07-29</w:t>
+      <w:t>2026-07-30</w:t>
       <w:br/>
       <w:br/>
     </w:r>

--- a/klagomål/A 26646-2026 FSC-klagomål.docx
+++ b/klagomål/A 26646-2026 FSC-klagomål.docx
@@ -1094,7 +1094,7 @@
     <w:r>
       <w:tab/>
       <w:tab/>
-      <w:t>2026-07-30</w:t>
+      <w:t>2026-07-31</w:t>
       <w:br/>
       <w:br/>
     </w:r>

--- a/klagomål/A 26646-2026 FSC-klagomål.docx
+++ b/klagomål/A 26646-2026 FSC-klagomål.docx
@@ -1094,7 +1094,7 @@
     <w:r>
       <w:tab/>
       <w:tab/>
-      <w:t>2026-07-31</w:t>
+      <w:t>2026-08-01</w:t>
       <w:br/>
       <w:br/>
     </w:r>

--- a/klagomål/A 26646-2026 FSC-klagomål.docx
+++ b/klagomål/A 26646-2026 FSC-klagomål.docx
@@ -1094,7 +1094,7 @@
     <w:r>
       <w:tab/>
       <w:tab/>
-      <w:t>2026-08-01</w:t>
+      <w:t>2026-08-02</w:t>
       <w:br/>
       <w:br/>
     </w:r>

--- a/klagomål/A 26646-2026 FSC-klagomål.docx
+++ b/klagomål/A 26646-2026 FSC-klagomål.docx
@@ -1094,7 +1094,7 @@
     <w:r>
       <w:tab/>
       <w:tab/>
-      <w:t>2026-08-02</w:t>
+      <w:t>2026-08-03</w:t>
       <w:br/>
       <w:br/>
     </w:r>

--- a/klagomål/A 26646-2026 FSC-klagomål.docx
+++ b/klagomål/A 26646-2026 FSC-klagomål.docx
@@ -1094,7 +1094,7 @@
     <w:r>
       <w:tab/>
       <w:tab/>
-      <w:t>2026-08-03</w:t>
+      <w:t>2026-08-05</w:t>
       <w:br/>
       <w:br/>
     </w:r>

--- a/klagomål/A 26646-2026 FSC-klagomål.docx
+++ b/klagomål/A 26646-2026 FSC-klagomål.docx
@@ -1094,7 +1094,7 @@
     <w:r>
       <w:tab/>
       <w:tab/>
-      <w:t>2026-08-05</w:t>
+      <w:t>2026-08-07</w:t>
       <w:br/>
       <w:br/>
     </w:r>

--- a/klagomål/A 26646-2026 FSC-klagomål.docx
+++ b/klagomål/A 26646-2026 FSC-klagomål.docx
@@ -1094,7 +1094,7 @@
     <w:r>
       <w:tab/>
       <w:tab/>
-      <w:t>2026-08-07</w:t>
+      <w:t>2026-08-08</w:t>
       <w:br/>
       <w:br/>
     </w:r>

--- a/klagomål/A 26646-2026 FSC-klagomål.docx
+++ b/klagomål/A 26646-2026 FSC-klagomål.docx
@@ -178,7 +178,7 @@
       <w:r>
         <w:drawing>
           <wp:inline xmlns:a="http://schemas.openxmlformats.org/drawingml/2006/main" xmlns:pic="http://schemas.openxmlformats.org/drawingml/2006/picture">
-            <wp:extent cx="4148425" cy="5724000"/>
+            <wp:extent cx="4677551" cy="5724000"/>
             <wp:docPr id="1" name="Picture 1"/>
             <wp:cNvGraphicFramePr>
               <a:graphicFrameLocks noChangeAspect="1"/>
@@ -199,7 +199,7 @@
                   <pic:spPr>
                     <a:xfrm>
                       <a:off x="0" y="0"/>
-                      <a:ext cx="4148425" cy="5724000"/>
+                      <a:ext cx="4677551" cy="5724000"/>
                     </a:xfrm>
                     <a:prstGeom prst="rect"/>
                   </pic:spPr>
@@ -216,12 +216,12 @@
         <w:spacing w:after="240"/>
       </w:pPr>
       <w:r>
-        <w:t>Figur 1. Fyndplatser för naturvårdsarter i avverkningsanmälan. Markörer utan svart kant är placerade på fyndplatsen. Markörer med svart kant är placerade vid sidan av fyndplatsen har ett svart streck som visar fyndplatsens exakta position. Kartans mittpunktskoordinat är N 7217061, E 786205 i SWEREF 99 TM.</w:t>
+        <w:t>Figur 1. Fyndplatser för naturvårdsarter i avverkningsanmälan. Markörer utan svart kant är placerade på fyndplatsen. Markörer med svart kant är placerade vid sidan av fyndplatsen och har ett svart streck som visar fyndplatsens exakta position. Kartans mittpunktskoordinat är N 7217061, E 786205 i SWEREF 99 TM.</w:t>
       </w:r>
     </w:p>
     <w:p>
       <w:r>
-        <w:t>I avverkningsanmälan finns fynd av 2 naturvårdsarter, varav 1 är rödlistad, 1 är fridlyst och 1 är typisk (T): garnlav (VU, T) och orre (§4). Se Figur 1.</w:t>
+        <w:t>I avverkningsanmälan finns fynd av 6 naturvårdsarter, varav 3 är rödlistade, 3 är fridlysta, 4 är typiska (T) och 1 är signalart (S): garnlav (VU, T), tretåig hackspett (NT, T, §4), ullticka (NT, T), björksplintborre (S), järpe (T, §4) och orre (§4). Se Figur 1.</w:t>
       </w:r>
     </w:p>
     <w:p>
@@ -244,7 +244,7 @@
     </w:p>
     <w:p>
       <w:r>
-        <w:t>Nedan följer beskrivningar av de naturvårdsarter och fridlysta arter som har sina livsmiljöer och växtplatser i den avverkningsanmälda skogen. De påträffade naturvårdsarterna är ett tydligt kvitto på att det rör sig om en skog med höga naturvärden.</w:t>
+        <w:t>Nedan följer beskrivningar av de naturvårdsarter och fridlysta arter som har sina livsmiljöer och växtplatser i den avverkningsanmälda skogen. Se även ytterligare artfakta i BILAGA 1. De påträffade naturvårdsarterna är ett tydligt kvitto på att det rör sig om en skog med höga naturvärden.</w:t>
       </w:r>
     </w:p>
     <w:p>
@@ -274,6 +274,131 @@
       </w:r>
       <w:r>
         <w:t xml:space="preserve"> (SLU Artdatabanken, 2026).</w:t>
+      </w:r>
+    </w:p>
+    <w:p>
+      <w:r>
+        <w:rPr>
+          <w:b/>
+        </w:rPr>
+        <w:t>Tretåig hackspett (NT, §4)</w:t>
+      </w:r>
+      <w:r>
+        <w:t xml:space="preserve"> är rödlistad som nära hotad och ingår i bilaga 1 i EU:s fågeldirektiv. Tretåig hackspett är för sin överlevnad beroende av kontinuerlig tillförsel av äldre döende och död ved, som sker genom naturliga självgallringsprocesser i äldre grannaturskogar och barrblandade naturskogar. Om en skog genom skogsbruk gallras eller glesas ur så upphör och uteblir i stort sett den naturliga självgallringsprocessen för mycket lång tid framöver vilket omöjliggör upprätthållandet av den kontinuerliga ekologiska funktionen i ett område. Det finns studier som visar att naturskogens självgallringsprocess som den tretåiga hackspetten är beroende av, inte kan ersättas med efterlämnad hänsyn i skogsbruket (Imbeau &amp; Desrochers, 2002). Storleken på häckningsreviret varierar med skogstypen, förekomsten av död ved och graden av fragmentering, men är i allmänhet i storleksordningen 25–100 hektar. Vintertid krävs ofta betydligt större områden och det finns studier som antyder att arten behöver minst 100 hektar äldre skog. I områden med låg bonitet kan det behövas över 200 hektar lämpligt habitat för att ett par ska kunna reproducera sig. Områden med dokumenterad permanent förekomst i naturskogsmiljöer har vanligen så stora naturvärden att skogsbruk är olämpligt. Tretåig hackspett är typisk art för </w:t>
+      </w:r>
+      <w:r>
+        <w:rPr>
+          <w:i/>
+        </w:rPr>
+        <w:t xml:space="preserve">9010 Taiga, 9740 Skogsbevuxen myr, 9030 Landhöjningsskog </w:t>
+      </w:r>
+      <w:r>
+        <w:t xml:space="preserve">och </w:t>
+      </w:r>
+      <w:r>
+        <w:rPr>
+          <w:i/>
+        </w:rPr>
+        <w:t>9040 Fjällbjörkskog</w:t>
+      </w:r>
+      <w:r>
+        <w:t xml:space="preserve"> (Skogsstyrelsen, 2016; SLU Artdatabanken, 2024).</w:t>
+      </w:r>
+    </w:p>
+    <w:p>
+      <w:r>
+        <w:rPr>
+          <w:b/>
+        </w:rPr>
+        <w:t>Ullticka (NT)</w:t>
+      </w:r>
+      <w:r>
+        <w:t xml:space="preserve"> är knuten till restbestånd av barrnaturskog och förekommer med ett tydligt optimum i orörda eller måttligt påverkade gamla granskogar där det föreligger viss kontinuitet av grov död ved. Ullticka är en bra signalart inom hela sitt utbredningsområde och i södra Sverige är den sällsynt och en god signalart för skyddsvärda granskogsmiljöer. Den hotas av avverkning och fragmentering av naturskog och äldre granskog med lång trädkontinuitet. På ullticka kan ibland ulltickeporing (VU) påträffas - det är en sällsynt ticka som nyligen delats upp i de tre olika arterna ulltickeporing </w:t>
+      </w:r>
+      <w:r>
+        <w:rPr>
+          <w:i/>
+        </w:rPr>
+        <w:t xml:space="preserve">Skeletocutis brevispora </w:t>
+      </w:r>
+      <w:r>
+        <w:t>(VU)</w:t>
+      </w:r>
+      <w:r>
+        <w:rPr>
+          <w:i/>
+        </w:rPr>
+        <w:t>, Skeletocutis delicata</w:t>
+      </w:r>
+      <w:r>
+        <w:t xml:space="preserve"> (VU)</w:t>
+      </w:r>
+      <w:r>
+        <w:rPr>
+          <w:i/>
+        </w:rPr>
+        <w:t xml:space="preserve"> och Skeletocutis exilis</w:t>
+      </w:r>
+      <w:r>
+        <w:t xml:space="preserve"> (NT). Ullticka är typisk art för </w:t>
+      </w:r>
+      <w:r>
+        <w:rPr>
+          <w:i/>
+        </w:rPr>
+        <w:t xml:space="preserve">9010 Taiga, 9050 Näringsrik granskog </w:t>
+      </w:r>
+      <w:r>
+        <w:t xml:space="preserve">och </w:t>
+      </w:r>
+      <w:r>
+        <w:rPr>
+          <w:i/>
+        </w:rPr>
+        <w:t>9030 Landhöjningsskog</w:t>
+      </w:r>
+      <w:r>
+        <w:t xml:space="preserve"> (SLU Artdatabanken, 2026; Nitare &amp; Skogsstyrelsen, 2019; Miettinen &amp; Niemelä, 2018).</w:t>
+      </w:r>
+    </w:p>
+    <w:p>
+      <w:r>
+        <w:rPr>
+          <w:b/>
+        </w:rPr>
+        <w:t xml:space="preserve">Björksplintborre </w:t>
+      </w:r>
+      <w:r>
+        <w:t>är en skalbagge vars larvutveckling sker i bark på nyligen döda björkar, både stående träd och vindfällen. En prydlig rad med runda ventilationshål i barken ovanför modergången är synnerligen karaktäristiskt. Arten är knuten till lövrika blandskogar med en hög andel gamla träd, och starkt gynnad av naturliga störningar som torka, översvämningar, brand och stormfällningar. Talrika gnagspår kan tyda på biotoper med höga naturvärden, exempelvis för ovanliga hackspettar och andra, mer sällsynta vedinsekter. Larverna är omtyckt hackspettsföda (SLU Artdatabanken, 2025).</w:t>
+      </w:r>
+    </w:p>
+    <w:p>
+      <w:r>
+        <w:rPr>
+          <w:b/>
+        </w:rPr>
+        <w:t>Järpe (§4)</w:t>
+      </w:r>
+      <w:r>
+        <w:t xml:space="preserve">, som är upptagen i bilaga 1 och 2 EU:s fågeldirektiv, är mycket stationär inom sitt revir som är minst 25 hektar stort. Livsmiljöerna utgörs av tät barrskog med inblandning av lövträd och en väl utvecklad flerskiktad struktur med bärris och yngre eller undertryckta, täta granar i ett lägre skikt, ofta utmed bäckar och åar inne i den skyddande granskogen. Den överlever inte om dess livsmiljö kalavverkas och är även känslig för röjning, gallring och avverkning där unga granar och lövträd inte sparas i tillräcklig omfattning. Arten finns i sammanhängande grandominerad skog över hela Sverige men förekomsterna är betydligt glesare i Götaland än i övriga landet. Järpe är typisk art för </w:t>
+      </w:r>
+      <w:r>
+        <w:rPr>
+          <w:i/>
+        </w:rPr>
+        <w:t xml:space="preserve">9010 Taiga, 9080 Lövsumpskog </w:t>
+      </w:r>
+      <w:r>
+        <w:t xml:space="preserve">och </w:t>
+      </w:r>
+      <w:r>
+        <w:rPr>
+          <w:i/>
+        </w:rPr>
+        <w:t xml:space="preserve">9740 Skogsbevuxen myr </w:t>
+      </w:r>
+      <w:r>
+        <w:t>(SLU Artdatabanken, 2026).</w:t>
       </w:r>
     </w:p>
     <w:p>
@@ -382,7 +507,7 @@
         <w:rPr>
           <w:i/>
         </w:rPr>
-        <w:t>I det avverkningsanmälda skogsområdet har 2 naturvårdsarter varav 1 rödlistade arter sina livsmiljöer och växtplatser.</w:t>
+        <w:t>I det avverkningsanmälda skogsområdet har 6 naturvårdsarter varav 3 rödlistade arter sina livsmiljöer och växtplatser.</w:t>
       </w:r>
     </w:p>
     <w:p>
@@ -567,6 +692,278 @@
           <w:i/>
         </w:rPr>
         <w:t>I den avverkningsanmälda skogen har fridlysta arter sina livsmiljöer och växtplatser. Att skada de fridlysta arternas livsmiljöer, växtplatser eller ekologiska funktion är inte tillåtet enligt artskyddsförordningen</w:t>
+      </w:r>
+    </w:p>
+    <w:p>
+      <w:r>
+        <w:br w:type="page"/>
+      </w:r>
+    </w:p>
+    <w:p>
+      <w:pPr>
+        <w:pStyle w:val="Title"/>
+      </w:pPr>
+      <w:r>
+        <w:t>BILAGA 1 – Fridlysta arter</w:t>
+      </w:r>
+    </w:p>
+    <w:p>
+      <w:pPr>
+        <w:pStyle w:val="Heading1"/>
+      </w:pPr>
+      <w:r>
+        <w:t>Tretåig hackspett – ekologi samt krav på livsmiljön</w:t>
+      </w:r>
+    </w:p>
+    <w:p>
+      <w:r>
+        <w:t xml:space="preserve">Tretåig hackspett (NT) är fridlyst enligt §4 Artskyddsförordningen och finns med som prioriterad art i Skogsstyrelsen vägledning för skogsbruket (bilaga 4 till SVL). I vägledningen står bland annat att: </w:t>
+      </w:r>
+      <w:r>
+        <w:rPr>
+          <w:i/>
+        </w:rPr>
+        <w:t xml:space="preserve">“Tretåig hackspett har stora arealkrav och höga krav på sin livsmiljö. Omdaningen av naturskogar till kulturskogar medför en förlust av viktiga miljöer, något som förstärks av ökad fragmentering till följd av avverkningar.” </w:t>
+      </w:r>
+      <w:r>
+        <w:t xml:space="preserve">Vidare att: </w:t>
+      </w:r>
+      <w:r>
+        <w:rPr>
+          <w:i/>
+        </w:rPr>
+        <w:t>“Områden med dokumenterad permanent förekomst i naturskogsmiljöer har vanligen så stora naturvärden att skogsbruk är olämpligt”</w:t>
+      </w:r>
+      <w:r>
+        <w:t xml:space="preserve"> (SLU Artdatabanken, 2024; Skogsstyrelsen, 2016)</w:t>
+      </w:r>
+      <w:r>
+        <w:rPr>
+          <w:i/>
+        </w:rPr>
+        <w:t>.</w:t>
+      </w:r>
+    </w:p>
+    <w:p>
+      <w:r>
+        <w:t>Tretåig hackspett är beroende av större sammanhängande naturskogar med kontinuerlig tillgång och nybildning av död ved och fragmentering av livsmiljöerna utgör ett stort hot mot arten (se exempelvis Stachura-Skierczynska et al., 2009; Wesolowski et al., 2005; Butler et al., 2004; Pakkala et al., 2002; Amcoff et al., 1996; Virkkala, 1991). Det finns studier som visar att naturskogens självgallringsprocess som den tretåiga hackspetten är beroende av, inte kan ersättas med efterlämnad hänsyn i skogsbruket (Imbeau &amp; Desrochers, 2002).</w:t>
+      </w:r>
+    </w:p>
+    <w:p>
+      <w:r>
+        <w:t>Permanenta revir av tretåig hackspett karaktäriseras ofta av artens typiska ringformigt ordnade hackmärken på framför allt gamla granar. För att säkerställa att inte revir av tretåig hackspett drabbas av avverkningsplanerna bör en inventering göras i området både under häckningstid och under vintern, då arten utnyttjar betydligt större områden än under sommarens häckningsrevir. Storleken på häckningsreviret varierar med skogstypen, förekomsten av död ved och graden av fragmentering, men är i allmänhet i storleksordningen 25–100 hektar (SLU Artdatabanken, 2024; Skogsstyrelsen, 2016).</w:t>
+      </w:r>
+    </w:p>
+    <w:p>
+      <w:r>
+        <w:t xml:space="preserve">Förutom fridlysning enligt §4 Artskyddsförordningen är tretåig hackspett även förtecknad i EU:s fågeldirektiv bilaga 1. Den är typisk art för </w:t>
+      </w:r>
+      <w:r>
+        <w:rPr>
+          <w:i/>
+        </w:rPr>
+        <w:t xml:space="preserve">9010 Taiga, 9740 Skogsbevuxen myr, 9030 Landhöjningsskog </w:t>
+      </w:r>
+      <w:r>
+        <w:t xml:space="preserve">och </w:t>
+      </w:r>
+      <w:r>
+        <w:rPr>
+          <w:i/>
+        </w:rPr>
+        <w:t>9040 Fjällbjörkskog</w:t>
+      </w:r>
+      <w:r>
+        <w:t xml:space="preserve"> samt ingår i Natura 2000 och är förtecknad i Bernkonventionen bilaga II (strikt skyddade djurarter) (SLU Artdatabanken, 2024; Skogsstyrelsen, 2016).</w:t>
+      </w:r>
+    </w:p>
+    <w:p>
+      <w:pPr>
+        <w:pStyle w:val="Heading2"/>
+      </w:pPr>
+      <w:r>
+        <w:t>Referenser – tretåig hackspett</w:t>
+      </w:r>
+    </w:p>
+    <w:p>
+      <w:r>
+        <w:t xml:space="preserve">Amcoff, M. &amp; Eriksson, P. 1996. </w:t>
+      </w:r>
+      <w:r>
+        <w:rPr>
+          <w:i/>
+        </w:rPr>
+        <w:t xml:space="preserve">Förekomst av tretåig hackspett Picoides tridactylus på bestånds- och landskapsnivå. </w:t>
+      </w:r>
+      <w:r>
+        <w:t>Ornis Svecica 6: 107–119.</w:t>
+      </w:r>
+    </w:p>
+    <w:p>
+      <w:r>
+        <w:t xml:space="preserve">Butler, R., Angelstam, P., Ekelund, P. &amp; Schlaeffer, R. 2004. </w:t>
+      </w:r>
+      <w:r>
+        <w:rPr>
+          <w:i/>
+        </w:rPr>
+        <w:t xml:space="preserve">Dead wood threshold values for the three-toed woodpecker presence in boreal and sub-Alpine forest. </w:t>
+      </w:r>
+      <w:r>
+        <w:t>Biological conservation 119(3): 305–318.</w:t>
+      </w:r>
+    </w:p>
+    <w:p>
+      <w:r>
+        <w:t xml:space="preserve">Imbeau, L. &amp; Desrochers, A. 2002. </w:t>
+      </w:r>
+      <w:r>
+        <w:rPr>
+          <w:i/>
+        </w:rPr>
+        <w:t xml:space="preserve">Foraging Ecology and Use of Drumming Trees by Three-Toed Woodpeckers. </w:t>
+      </w:r>
+      <w:r>
+        <w:t>The Journal of Wildlife Management. Vol. 66, No. 1 (Jan., 2002), pp. 222–231.</w:t>
+      </w:r>
+    </w:p>
+    <w:p>
+      <w:r>
+        <w:t xml:space="preserve">Pakkala, T., Hanski, I. &amp; Tomppo, E. 2002. </w:t>
+      </w:r>
+      <w:r>
+        <w:rPr>
+          <w:i/>
+        </w:rPr>
+        <w:t xml:space="preserve">Spatial ecology of the three-toed woodpecker in managed forest landscapes. </w:t>
+      </w:r>
+      <w:r>
+        <w:t>Silva Fennica 36(1): 279–288.</w:t>
+      </w:r>
+    </w:p>
+    <w:p>
+      <w:r>
+        <w:t xml:space="preserve">Skogsstyrelsen, 2016. </w:t>
+      </w:r>
+      <w:r>
+        <w:rPr>
+          <w:i/>
+        </w:rPr>
+        <w:t>Vägledning för hänsyn till fåglar – Tretåig hackspett.</w:t>
+      </w:r>
+    </w:p>
+    <w:p>
+      <w:r>
+        <w:t xml:space="preserve">SLU Artdatabanken, 2024. </w:t>
+      </w:r>
+      <w:r>
+        <w:rPr>
+          <w:i/>
+        </w:rPr>
+        <w:t xml:space="preserve">Artfaktablad. Naturvård – artfakta. </w:t>
+      </w:r>
+      <w:r>
+        <w:t>SLU Artdatabanken, Uppsala.</w:t>
+      </w:r>
+    </w:p>
+    <w:p>
+      <w:r>
+        <w:t xml:space="preserve">Stachura-Skierczynska, K., Tumiel, T. &amp; Skierczynski, M. 2009. </w:t>
+      </w:r>
+      <w:r>
+        <w:rPr>
+          <w:i/>
+        </w:rPr>
+        <w:t xml:space="preserve">Habitat prediction model for three-toed woodpecker and its implications for the conservation of biologically valuable forests. </w:t>
+      </w:r>
+      <w:r>
+        <w:t>Forest Ecology and Management 258(5): 697–703.</w:t>
+      </w:r>
+    </w:p>
+    <w:p>
+      <w:r>
+        <w:t xml:space="preserve">Virkkala, R. 1991. </w:t>
+      </w:r>
+      <w:r>
+        <w:rPr>
+          <w:i/>
+        </w:rPr>
+        <w:t xml:space="preserve">Population trends of forest birds in a Finnish Lapland landscape of large habitat blocks – Consequences of stochastic environmental variation or regional habitat alteration. </w:t>
+      </w:r>
+      <w:r>
+        <w:t>Biological conservation 56(2): 223–240.</w:t>
+      </w:r>
+    </w:p>
+    <w:p>
+      <w:r>
+        <w:t xml:space="preserve">Wesolowski, T., Czeszczewik, D. &amp; Rowinski, P. 2005. </w:t>
+      </w:r>
+      <w:r>
+        <w:rPr>
+          <w:i/>
+        </w:rPr>
+        <w:t xml:space="preserve">Effects of forest management on Three-toed Woodpecker Picoides tridactylus distribution in the Bialowieza Forest (NE Poland): conservation implications. </w:t>
+      </w:r>
+      <w:r>
+        <w:t>Acta Ornithologica 40(1): 53–60.</w:t>
+      </w:r>
+    </w:p>
+    <w:p>
+      <w:pPr>
+        <w:pStyle w:val="Heading1"/>
+      </w:pPr>
+      <w:r>
+        <w:t>Järpe – ekologi samt krav på livsmiljön</w:t>
+      </w:r>
+    </w:p>
+    <w:p>
+      <w:r>
+        <w:t>Järpe är fridlyst enligt 4§ artskyddsförordningen och upptagen i bilaga 1 och 2 EU:s fågeldirektiv. Den finns i sammanhängande grandominerad skog över hela Sverige men förekomsterna är betydligt glesare i Götaland än i övriga landet. Järpen har sina livsmiljöer i tät barrskog med inblandning av lövträd och en väl utvecklad flerskiktad struktur med bärris och yngre eller undertryckta, täta granar i ett lägre skikt, ofta utmed bäckar och åar inne i den skyddande granskogen (SLU Artdatabanken, 2026).</w:t>
+      </w:r>
+    </w:p>
+    <w:p>
+      <w:r>
+        <w:t xml:space="preserve">Arten behöver lämpliga skogsbestånd om sammanlagt minst 25 hektar. Den är mycket stationär inom sitt revir och när ett par etablerat sig stannar de så länge miljön är intakt. Den undviker öppen mark och förﬂyttar sig sällan över större öppna myrar eller åkermark, och är därför känslig för fragmentering. Järpen överlever inte om dess livsmiljö kalavverkas och är även känslig för röjning, gallring och avverkning där unga granar och lövträd inte sparas i tillräcklig omfattning.  Järpe är typisk art för </w:t>
+      </w:r>
+      <w:r>
+        <w:rPr>
+          <w:i/>
+        </w:rPr>
+        <w:t>9010 Taiga, 9740 Skogsbevuxen myr</w:t>
+      </w:r>
+      <w:r>
+        <w:t xml:space="preserve"> och </w:t>
+      </w:r>
+      <w:r>
+        <w:rPr>
+          <w:i/>
+        </w:rPr>
+        <w:t>9080 Lövsumpskog</w:t>
+      </w:r>
+      <w:r>
+        <w:t xml:space="preserve"> (SLU Artdatabanken, 2026).</w:t>
+      </w:r>
+    </w:p>
+    <w:p>
+      <w:pPr>
+        <w:pStyle w:val="Heading2"/>
+      </w:pPr>
+      <w:r>
+        <w:t>Referenser – järpe</w:t>
+      </w:r>
+    </w:p>
+    <w:p>
+      <w:r>
+        <w:t xml:space="preserve">SLU Artdatabanken, 2026. </w:t>
+      </w:r>
+      <w:r>
+        <w:rPr>
+          <w:i/>
+        </w:rPr>
+        <w:t xml:space="preserve">Artfaktablad. Naturvård – artfakta. </w:t>
+      </w:r>
+      <w:r>
+        <w:t>SLU Artdatabanken, Uppsala</w:t>
       </w:r>
     </w:p>
     <w:sectPr>
@@ -697,7 +1094,7 @@
     <w:r>
       <w:tab/>
       <w:tab/>
-      <w:t>2026-08-14</w:t>
+      <w:t>2026-08-15</w:t>
       <w:br/>
       <w:br/>
     </w:r>

--- a/klagomål/A 26646-2026 FSC-klagomål.docx
+++ b/klagomål/A 26646-2026 FSC-klagomål.docx
@@ -1094,7 +1094,7 @@
     <w:r>
       <w:tab/>
       <w:tab/>
-      <w:t>2026-08-15</w:t>
+      <w:t>2026-08-16</w:t>
       <w:br/>
       <w:br/>
     </w:r>

--- a/klagomål/A 26646-2026 FSC-klagomål.docx
+++ b/klagomål/A 26646-2026 FSC-klagomål.docx
@@ -1094,7 +1094,7 @@
     <w:r>
       <w:tab/>
       <w:tab/>
-      <w:t>2026-08-16</w:t>
+      <w:t>2026-08-17</w:t>
       <w:br/>
       <w:br/>
     </w:r>

--- a/klagomål/A 26646-2026 FSC-klagomål.docx
+++ b/klagomål/A 26646-2026 FSC-klagomål.docx
@@ -1094,7 +1094,7 @@
     <w:r>
       <w:tab/>
       <w:tab/>
-      <w:t>2026-08-17</w:t>
+      <w:t>2026-08-18</w:t>
       <w:br/>
       <w:br/>
     </w:r>

--- a/klagomål/A 26646-2026 FSC-klagomål.docx
+++ b/klagomål/A 26646-2026 FSC-klagomål.docx
@@ -1094,7 +1094,7 @@
     <w:r>
       <w:tab/>
       <w:tab/>
-      <w:t>2026-08-18</w:t>
+      <w:t>2026-08-19</w:t>
       <w:br/>
       <w:br/>
     </w:r>

--- a/klagomål/A 26646-2026 FSC-klagomål.docx
+++ b/klagomål/A 26646-2026 FSC-klagomål.docx
@@ -1094,7 +1094,7 @@
     <w:r>
       <w:tab/>
       <w:tab/>
-      <w:t>2026-08-19</w:t>
+      <w:t>2026-08-20</w:t>
       <w:br/>
       <w:br/>
     </w:r>

--- a/klagomål/A 26646-2026 FSC-klagomål.docx
+++ b/klagomål/A 26646-2026 FSC-klagomål.docx
@@ -1094,7 +1094,7 @@
     <w:r>
       <w:tab/>
       <w:tab/>
-      <w:t>2026-08-20</w:t>
+      <w:t>2026-08-21</w:t>
       <w:br/>
       <w:br/>
     </w:r>

--- a/klagomål/A 26646-2026 FSC-klagomål.docx
+++ b/klagomål/A 26646-2026 FSC-klagomål.docx
@@ -1094,7 +1094,7 @@
     <w:r>
       <w:tab/>
       <w:tab/>
-      <w:t>2026-08-21</w:t>
+      <w:t>2026-08-22</w:t>
       <w:br/>
       <w:br/>
     </w:r>

--- a/klagomål/A 26646-2026 FSC-klagomål.docx
+++ b/klagomål/A 26646-2026 FSC-klagomål.docx
@@ -1094,7 +1094,7 @@
     <w:r>
       <w:tab/>
       <w:tab/>
-      <w:t>2026-08-22</w:t>
+      <w:t>2026-08-23</w:t>
       <w:br/>
       <w:br/>
     </w:r>

--- a/klagomål/A 26646-2026 FSC-klagomål.docx
+++ b/klagomål/A 26646-2026 FSC-klagomål.docx
@@ -1094,7 +1094,7 @@
     <w:r>
       <w:tab/>
       <w:tab/>
-      <w:t>2026-08-23</w:t>
+      <w:t>2026-08-24</w:t>
       <w:br/>
       <w:br/>
     </w:r>

--- a/klagomål/A 26646-2026 FSC-klagomål.docx
+++ b/klagomål/A 26646-2026 FSC-klagomål.docx
@@ -1094,7 +1094,7 @@
     <w:r>
       <w:tab/>
       <w:tab/>
-      <w:t>2026-08-24</w:t>
+      <w:t>2026-08-25</w:t>
       <w:br/>
       <w:br/>
     </w:r>

--- a/klagomål/A 26646-2026 FSC-klagomål.docx
+++ b/klagomål/A 26646-2026 FSC-klagomål.docx
@@ -1094,7 +1094,7 @@
     <w:r>
       <w:tab/>
       <w:tab/>
-      <w:t>2026-08-25</w:t>
+      <w:t>2026-08-26</w:t>
       <w:br/>
       <w:br/>
     </w:r>

--- a/klagomål/A 26646-2026 FSC-klagomål.docx
+++ b/klagomål/A 26646-2026 FSC-klagomål.docx
@@ -1094,7 +1094,7 @@
     <w:r>
       <w:tab/>
       <w:tab/>
-      <w:t>2026-08-26</w:t>
+      <w:t>2026-08-27</w:t>
       <w:br/>
       <w:br/>
     </w:r>

--- a/klagomål/A 26646-2026 FSC-klagomål.docx
+++ b/klagomål/A 26646-2026 FSC-klagomål.docx
@@ -1094,7 +1094,7 @@
     <w:r>
       <w:tab/>
       <w:tab/>
-      <w:t>2026-08-27</w:t>
+      <w:t>2026-08-28</w:t>
       <w:br/>
       <w:br/>
     </w:r>

--- a/klagomål/A 26646-2026 FSC-klagomål.docx
+++ b/klagomål/A 26646-2026 FSC-klagomål.docx
@@ -1094,7 +1094,7 @@
     <w:r>
       <w:tab/>
       <w:tab/>
-      <w:t>2026-08-28</w:t>
+      <w:t>2026-08-29</w:t>
       <w:br/>
       <w:br/>
     </w:r>

--- a/klagomål/A 26646-2026 FSC-klagomål.docx
+++ b/klagomål/A 26646-2026 FSC-klagomål.docx
@@ -1094,7 +1094,7 @@
     <w:r>
       <w:tab/>
       <w:tab/>
-      <w:t>2026-08-29</w:t>
+      <w:t>2026-08-31</w:t>
       <w:br/>
       <w:br/>
     </w:r>

--- a/klagomål/A 26646-2026 FSC-klagomål.docx
+++ b/klagomål/A 26646-2026 FSC-klagomål.docx
@@ -1094,7 +1094,7 @@
     <w:r>
       <w:tab/>
       <w:tab/>
-      <w:t>2026-08-31</w:t>
+      <w:t>2026-09-01</w:t>
       <w:br/>
       <w:br/>
     </w:r>

--- a/klagomål/A 26646-2026 FSC-klagomål.docx
+++ b/klagomål/A 26646-2026 FSC-klagomål.docx
@@ -1094,7 +1094,7 @@
     <w:r>
       <w:tab/>
       <w:tab/>
-      <w:t>2026-09-01</w:t>
+      <w:t>2026-09-02</w:t>
       <w:br/>
       <w:br/>
     </w:r>

--- a/klagomål/A 26646-2026 FSC-klagomål.docx
+++ b/klagomål/A 26646-2026 FSC-klagomål.docx
@@ -1094,7 +1094,7 @@
     <w:r>
       <w:tab/>
       <w:tab/>
-      <w:t>2026-09-02</w:t>
+      <w:t>2026-09-03</w:t>
       <w:br/>
       <w:br/>
     </w:r>

--- a/klagomål/A 26646-2026 FSC-klagomål.docx
+++ b/klagomål/A 26646-2026 FSC-klagomål.docx
@@ -1094,7 +1094,7 @@
     <w:r>
       <w:tab/>
       <w:tab/>
-      <w:t>2026-09-03</w:t>
+      <w:t>2026-09-04</w:t>
       <w:br/>
       <w:br/>
     </w:r>

--- a/klagomål/A 26646-2026 FSC-klagomål.docx
+++ b/klagomål/A 26646-2026 FSC-klagomål.docx
@@ -1094,7 +1094,7 @@
     <w:r>
       <w:tab/>
       <w:tab/>
-      <w:t>2026-09-04</w:t>
+      <w:t>2026-09-05</w:t>
       <w:br/>
       <w:br/>
     </w:r>

--- a/klagomål/A 26646-2026 FSC-klagomål.docx
+++ b/klagomål/A 26646-2026 FSC-klagomål.docx
@@ -1094,7 +1094,7 @@
     <w:r>
       <w:tab/>
       <w:tab/>
-      <w:t>2026-09-05</w:t>
+      <w:t>2026-09-06</w:t>
       <w:br/>
       <w:br/>
     </w:r>

--- a/klagomål/A 26646-2026 FSC-klagomål.docx
+++ b/klagomål/A 26646-2026 FSC-klagomål.docx
@@ -1094,7 +1094,7 @@
     <w:r>
       <w:tab/>
       <w:tab/>
-      <w:t>2026-09-06</w:t>
+      <w:t>2026-09-07</w:t>
       <w:br/>
       <w:br/>
     </w:r>

--- a/klagomål/A 26646-2026 FSC-klagomål.docx
+++ b/klagomål/A 26646-2026 FSC-klagomål.docx
@@ -1094,7 +1094,7 @@
     <w:r>
       <w:tab/>
       <w:tab/>
-      <w:t>2026-09-07</w:t>
+      <w:t>2026-09-08</w:t>
       <w:br/>
       <w:br/>
     </w:r>

--- a/klagomål/A 26646-2026 FSC-klagomål.docx
+++ b/klagomål/A 26646-2026 FSC-klagomål.docx
@@ -1094,7 +1094,7 @@
     <w:r>
       <w:tab/>
       <w:tab/>
-      <w:t>2026-09-08</w:t>
+      <w:t>2026-09-09</w:t>
       <w:br/>
       <w:br/>
     </w:r>

--- a/klagomål/A 26646-2026 FSC-klagomål.docx
+++ b/klagomål/A 26646-2026 FSC-klagomål.docx
@@ -1094,7 +1094,7 @@
     <w:r>
       <w:tab/>
       <w:tab/>
-      <w:t>2026-09-09</w:t>
+      <w:t>2026-09-10</w:t>
       <w:br/>
       <w:br/>
     </w:r>

--- a/klagomål/A 26646-2026 FSC-klagomål.docx
+++ b/klagomål/A 26646-2026 FSC-klagomål.docx
@@ -1094,7 +1094,7 @@
     <w:r>
       <w:tab/>
       <w:tab/>
-      <w:t>2026-09-10</w:t>
+      <w:t>2026-09-11</w:t>
       <w:br/>
       <w:br/>
     </w:r>

--- a/klagomål/A 26646-2026 FSC-klagomål.docx
+++ b/klagomål/A 26646-2026 FSC-klagomål.docx
@@ -1094,7 +1094,7 @@
     <w:r>
       <w:tab/>
       <w:tab/>
-      <w:t>2026-09-11</w:t>
+      <w:t>2026-09-12</w:t>
       <w:br/>
       <w:br/>
     </w:r>
